--- a/exemplo/memoria-eletrodutos-residencia-unifamiliar-exemplo-r00.docx
+++ b/exemplo/memoria-eletrodutos-residencia-unifamiliar-exemplo-r00.docx
@@ -482,7 +482,7 @@
                 <w:szCs w:val="19"/>
                 <w:rFonts w:ascii="Calibri" w:cs="Calibri" w:eastAsia="Calibri" w:hAnsi="Calibri"/>
               </w:rPr>
-              <w:t xml:space="preserve">17/10/2026 — R00</w:t>
+              <w:t xml:space="preserve">20/10/2026 — R00</w:t>
             </w:r>
           </w:p>
         </w:tc>
@@ -8268,7 +8268,7 @@
           <w:szCs w:val="20"/>
           <w:rFonts w:ascii="Calibri" w:cs="Calibri" w:eastAsia="Calibri" w:hAnsi="Calibri"/>
         </w:rPr>
-        <w:t xml:space="preserve">Cidade – UF, 17 de outubro de 2026</w:t>
+        <w:t xml:space="preserve">Cidade – UF, 20 de outubro de 2026</w:t>
       </w:r>
     </w:p>
     <w:p>
@@ -8438,7 +8438,7 @@
         <w:szCs w:val="15"/>
         <w:rFonts w:ascii="Calibri" w:cs="Calibri" w:eastAsia="Calibri" w:hAnsi="Calibri"/>
       </w:rPr>
-      <w:t xml:space="preserve">	R00 · 17/10/2026</w:t>
+      <w:t xml:space="preserve">	R00 · 20/10/2026</w:t>
     </w:r>
   </w:p>
 </w:hdr>

--- a/exemplo/memoria-eletrodutos-residencia-unifamiliar-exemplo-r00.docx
+++ b/exemplo/memoria-eletrodutos-residencia-unifamiliar-exemplo-r00.docx
@@ -92,15 +92,16 @@
           <w:insideH w:val="single" w:color="auto" w:sz="4"/>
           <w:insideV w:val="single" w:color="auto" w:sz="4"/>
         </w:tblBorders>
+        <w:tblLayout w:type="fixed"/>
       </w:tblPr>
       <w:tblGrid>
-        <w:gridCol w:w="100"/>
-        <w:gridCol w:w="100"/>
+        <w:gridCol w:w="2732"/>
+        <w:gridCol w:w="7024"/>
       </w:tblGrid>
       <w:tr>
         <w:tc>
           <w:tcPr>
-            <w:tcW w:type="pct" w:w="28%"/>
+            <w:tcW w:type="dxa" w:w="2732"/>
             <w:tcBorders>
               <w:top w:val="single" w:color="1B1F23" w:sz="4"/>
               <w:left w:val="single" w:color="1B1F23" w:sz="4"/>
@@ -133,7 +134,7 @@
         </w:tc>
         <w:tc>
           <w:tcPr>
-            <w:tcW w:type="pct" w:w="72%"/>
+            <w:tcW w:type="dxa" w:w="7024"/>
             <w:tcBorders>
               <w:top w:val="single" w:color="1B1F23" w:sz="4"/>
               <w:left w:val="single" w:color="1B1F23" w:sz="4"/>
@@ -165,7 +166,7 @@
       <w:tr>
         <w:tc>
           <w:tcPr>
-            <w:tcW w:type="pct" w:w="28%"/>
+            <w:tcW w:type="dxa" w:w="2732"/>
             <w:tcBorders>
               <w:top w:val="single" w:color="1B1F23" w:sz="4"/>
               <w:left w:val="single" w:color="1B1F23" w:sz="4"/>
@@ -198,7 +199,7 @@
         </w:tc>
         <w:tc>
           <w:tcPr>
-            <w:tcW w:type="pct" w:w="72%"/>
+            <w:tcW w:type="dxa" w:w="7024"/>
             <w:tcBorders>
               <w:top w:val="single" w:color="1B1F23" w:sz="4"/>
               <w:left w:val="single" w:color="1B1F23" w:sz="4"/>
@@ -230,7 +231,7 @@
       <w:tr>
         <w:tc>
           <w:tcPr>
-            <w:tcW w:type="pct" w:w="28%"/>
+            <w:tcW w:type="dxa" w:w="2732"/>
             <w:tcBorders>
               <w:top w:val="single" w:color="1B1F23" w:sz="4"/>
               <w:left w:val="single" w:color="1B1F23" w:sz="4"/>
@@ -263,7 +264,7 @@
         </w:tc>
         <w:tc>
           <w:tcPr>
-            <w:tcW w:type="pct" w:w="72%"/>
+            <w:tcW w:type="dxa" w:w="7024"/>
             <w:tcBorders>
               <w:top w:val="single" w:color="1B1F23" w:sz="4"/>
               <w:left w:val="single" w:color="1B1F23" w:sz="4"/>
@@ -295,7 +296,7 @@
       <w:tr>
         <w:tc>
           <w:tcPr>
-            <w:tcW w:type="pct" w:w="28%"/>
+            <w:tcW w:type="dxa" w:w="2732"/>
             <w:tcBorders>
               <w:top w:val="single" w:color="1B1F23" w:sz="4"/>
               <w:left w:val="single" w:color="1B1F23" w:sz="4"/>
@@ -328,7 +329,7 @@
         </w:tc>
         <w:tc>
           <w:tcPr>
-            <w:tcW w:type="pct" w:w="72%"/>
+            <w:tcW w:type="dxa" w:w="7024"/>
             <w:tcBorders>
               <w:top w:val="single" w:color="1B1F23" w:sz="4"/>
               <w:left w:val="single" w:color="1B1F23" w:sz="4"/>
@@ -360,7 +361,7 @@
       <w:tr>
         <w:tc>
           <w:tcPr>
-            <w:tcW w:type="pct" w:w="28%"/>
+            <w:tcW w:type="dxa" w:w="2732"/>
             <w:tcBorders>
               <w:top w:val="single" w:color="1B1F23" w:sz="4"/>
               <w:left w:val="single" w:color="1B1F23" w:sz="4"/>
@@ -393,7 +394,7 @@
         </w:tc>
         <w:tc>
           <w:tcPr>
-            <w:tcW w:type="pct" w:w="72%"/>
+            <w:tcW w:type="dxa" w:w="7024"/>
             <w:tcBorders>
               <w:top w:val="single" w:color="1B1F23" w:sz="4"/>
               <w:left w:val="single" w:color="1B1F23" w:sz="4"/>
@@ -425,7 +426,7 @@
       <w:tr>
         <w:tc>
           <w:tcPr>
-            <w:tcW w:type="pct" w:w="28%"/>
+            <w:tcW w:type="dxa" w:w="2732"/>
             <w:tcBorders>
               <w:top w:val="single" w:color="1B1F23" w:sz="4"/>
               <w:left w:val="single" w:color="1B1F23" w:sz="4"/>
@@ -458,7 +459,7 @@
         </w:tc>
         <w:tc>
           <w:tcPr>
-            <w:tcW w:type="pct" w:w="72%"/>
+            <w:tcW w:type="dxa" w:w="7024"/>
             <w:tcBorders>
               <w:top w:val="single" w:color="1B1F23" w:sz="4"/>
               <w:left w:val="single" w:color="1B1F23" w:sz="4"/>
@@ -734,14 +735,15 @@
           <w:insideH w:val="single" w:color="auto" w:sz="4"/>
           <w:insideV w:val="single" w:color="auto" w:sz="4"/>
         </w:tblBorders>
+        <w:tblLayout w:type="fixed"/>
       </w:tblPr>
       <w:tblGrid>
-        <w:gridCol w:w="100"/>
-        <w:gridCol w:w="100"/>
-        <w:gridCol w:w="100"/>
-        <w:gridCol w:w="100"/>
-        <w:gridCol w:w="100"/>
-        <w:gridCol w:w="100"/>
+        <w:gridCol w:w="1561"/>
+        <w:gridCol w:w="2341"/>
+        <w:gridCol w:w="1171"/>
+        <w:gridCol w:w="1366"/>
+        <w:gridCol w:w="2146"/>
+        <w:gridCol w:w="1171"/>
       </w:tblGrid>
       <w:tr>
         <w:trPr>
@@ -749,7 +751,7 @@
         </w:trPr>
         <w:tc>
           <w:tcPr>
-            <w:tcW w:type="pct" w:w="16%"/>
+            <w:tcW w:type="dxa" w:w="1561"/>
             <w:shd w:fill="E7EDF1" w:color="auto" w:val="clear"/>
             <w:tcMar>
               <w:top w:type="dxa" w:w="30"/>
@@ -776,7 +778,7 @@
         </w:tc>
         <w:tc>
           <w:tcPr>
-            <w:tcW w:type="pct" w:w="24%"/>
+            <w:tcW w:type="dxa" w:w="2341"/>
             <w:shd w:fill="E7EDF1" w:color="auto" w:val="clear"/>
             <w:tcMar>
               <w:top w:type="dxa" w:w="30"/>
@@ -803,7 +805,7 @@
         </w:tc>
         <w:tc>
           <w:tcPr>
-            <w:tcW w:type="pct" w:w="12%"/>
+            <w:tcW w:type="dxa" w:w="1171"/>
             <w:shd w:fill="E7EDF1" w:color="auto" w:val="clear"/>
             <w:tcMar>
               <w:top w:type="dxa" w:w="30"/>
@@ -830,7 +832,7 @@
         </w:tc>
         <w:tc>
           <w:tcPr>
-            <w:tcW w:type="pct" w:w="14%"/>
+            <w:tcW w:type="dxa" w:w="1366"/>
             <w:shd w:fill="E7EDF1" w:color="auto" w:val="clear"/>
             <w:tcMar>
               <w:top w:type="dxa" w:w="30"/>
@@ -857,7 +859,7 @@
         </w:tc>
         <w:tc>
           <w:tcPr>
-            <w:tcW w:type="pct" w:w="22%"/>
+            <w:tcW w:type="dxa" w:w="2146"/>
             <w:shd w:fill="E7EDF1" w:color="auto" w:val="clear"/>
             <w:tcMar>
               <w:top w:type="dxa" w:w="30"/>
@@ -884,7 +886,7 @@
         </w:tc>
         <w:tc>
           <w:tcPr>
-            <w:tcW w:type="pct" w:w="12%"/>
+            <w:tcW w:type="dxa" w:w="1171"/>
             <w:shd w:fill="E7EDF1" w:color="auto" w:val="clear"/>
             <w:tcMar>
               <w:top w:type="dxa" w:w="30"/>
@@ -916,7 +918,7 @@
         </w:trPr>
         <w:tc>
           <w:tcPr>
-            <w:tcW w:type="pct" w:w="16%"/>
+            <w:tcW w:type="dxa" w:w="1561"/>
             <w:tcMar>
               <w:top w:type="dxa" w:w="30"/>
               <w:left w:type="dxa" w:w="70"/>
@@ -940,7 +942,7 @@
         </w:tc>
         <w:tc>
           <w:tcPr>
-            <w:tcW w:type="pct" w:w="24%"/>
+            <w:tcW w:type="dxa" w:w="2341"/>
             <w:tcMar>
               <w:top w:type="dxa" w:w="30"/>
               <w:left w:type="dxa" w:w="70"/>
@@ -964,7 +966,7 @@
         </w:tc>
         <w:tc>
           <w:tcPr>
-            <w:tcW w:type="pct" w:w="12%"/>
+            <w:tcW w:type="dxa" w:w="1171"/>
             <w:tcMar>
               <w:top w:type="dxa" w:w="30"/>
               <w:left w:type="dxa" w:w="70"/>
@@ -988,7 +990,7 @@
         </w:tc>
         <w:tc>
           <w:tcPr>
-            <w:tcW w:type="pct" w:w="14%"/>
+            <w:tcW w:type="dxa" w:w="1366"/>
             <w:tcMar>
               <w:top w:type="dxa" w:w="30"/>
               <w:left w:type="dxa" w:w="70"/>
@@ -1012,7 +1014,7 @@
         </w:tc>
         <w:tc>
           <w:tcPr>
-            <w:tcW w:type="pct" w:w="22%"/>
+            <w:tcW w:type="dxa" w:w="2146"/>
             <w:tcMar>
               <w:top w:type="dxa" w:w="30"/>
               <w:left w:type="dxa" w:w="70"/>
@@ -1036,7 +1038,7 @@
         </w:tc>
         <w:tc>
           <w:tcPr>
-            <w:tcW w:type="pct" w:w="12%"/>
+            <w:tcW w:type="dxa" w:w="1171"/>
             <w:tcMar>
               <w:top w:type="dxa" w:w="30"/>
               <w:left w:type="dxa" w:w="70"/>
@@ -1065,7 +1067,7 @@
         </w:trPr>
         <w:tc>
           <w:tcPr>
-            <w:tcW w:type="pct" w:w="16%"/>
+            <w:tcW w:type="dxa" w:w="1561"/>
             <w:tcMar>
               <w:top w:type="dxa" w:w="30"/>
               <w:left w:type="dxa" w:w="70"/>
@@ -1089,7 +1091,7 @@
         </w:tc>
         <w:tc>
           <w:tcPr>
-            <w:tcW w:type="pct" w:w="24%"/>
+            <w:tcW w:type="dxa" w:w="2341"/>
             <w:tcMar>
               <w:top w:type="dxa" w:w="30"/>
               <w:left w:type="dxa" w:w="70"/>
@@ -1113,7 +1115,7 @@
         </w:tc>
         <w:tc>
           <w:tcPr>
-            <w:tcW w:type="pct" w:w="12%"/>
+            <w:tcW w:type="dxa" w:w="1171"/>
             <w:tcMar>
               <w:top w:type="dxa" w:w="30"/>
               <w:left w:type="dxa" w:w="70"/>
@@ -1137,7 +1139,7 @@
         </w:tc>
         <w:tc>
           <w:tcPr>
-            <w:tcW w:type="pct" w:w="14%"/>
+            <w:tcW w:type="dxa" w:w="1366"/>
             <w:tcMar>
               <w:top w:type="dxa" w:w="30"/>
               <w:left w:type="dxa" w:w="70"/>
@@ -1161,7 +1163,7 @@
         </w:tc>
         <w:tc>
           <w:tcPr>
-            <w:tcW w:type="pct" w:w="22%"/>
+            <w:tcW w:type="dxa" w:w="2146"/>
             <w:tcMar>
               <w:top w:type="dxa" w:w="30"/>
               <w:left w:type="dxa" w:w="70"/>
@@ -1185,7 +1187,7 @@
         </w:tc>
         <w:tc>
           <w:tcPr>
-            <w:tcW w:type="pct" w:w="12%"/>
+            <w:tcW w:type="dxa" w:w="1171"/>
             <w:tcMar>
               <w:top w:type="dxa" w:w="30"/>
               <w:left w:type="dxa" w:w="70"/>
@@ -1214,7 +1216,7 @@
         </w:trPr>
         <w:tc>
           <w:tcPr>
-            <w:tcW w:type="pct" w:w="16%"/>
+            <w:tcW w:type="dxa" w:w="1561"/>
             <w:tcMar>
               <w:top w:type="dxa" w:w="30"/>
               <w:left w:type="dxa" w:w="70"/>
@@ -1238,7 +1240,7 @@
         </w:tc>
         <w:tc>
           <w:tcPr>
-            <w:tcW w:type="pct" w:w="24%"/>
+            <w:tcW w:type="dxa" w:w="2341"/>
             <w:tcMar>
               <w:top w:type="dxa" w:w="30"/>
               <w:left w:type="dxa" w:w="70"/>
@@ -1262,7 +1264,7 @@
         </w:tc>
         <w:tc>
           <w:tcPr>
-            <w:tcW w:type="pct" w:w="12%"/>
+            <w:tcW w:type="dxa" w:w="1171"/>
             <w:tcMar>
               <w:top w:type="dxa" w:w="30"/>
               <w:left w:type="dxa" w:w="70"/>
@@ -1286,7 +1288,7 @@
         </w:tc>
         <w:tc>
           <w:tcPr>
-            <w:tcW w:type="pct" w:w="14%"/>
+            <w:tcW w:type="dxa" w:w="1366"/>
             <w:tcMar>
               <w:top w:type="dxa" w:w="30"/>
               <w:left w:type="dxa" w:w="70"/>
@@ -1310,7 +1312,7 @@
         </w:tc>
         <w:tc>
           <w:tcPr>
-            <w:tcW w:type="pct" w:w="22%"/>
+            <w:tcW w:type="dxa" w:w="2146"/>
             <w:tcMar>
               <w:top w:type="dxa" w:w="30"/>
               <w:left w:type="dxa" w:w="70"/>
@@ -1334,7 +1336,7 @@
         </w:tc>
         <w:tc>
           <w:tcPr>
-            <w:tcW w:type="pct" w:w="12%"/>
+            <w:tcW w:type="dxa" w:w="1171"/>
             <w:tcMar>
               <w:top w:type="dxa" w:w="30"/>
               <w:left w:type="dxa" w:w="70"/>
@@ -1363,7 +1365,7 @@
         </w:trPr>
         <w:tc>
           <w:tcPr>
-            <w:tcW w:type="pct" w:w="16%"/>
+            <w:tcW w:type="dxa" w:w="1561"/>
             <w:tcMar>
               <w:top w:type="dxa" w:w="30"/>
               <w:left w:type="dxa" w:w="70"/>
@@ -1387,7 +1389,7 @@
         </w:tc>
         <w:tc>
           <w:tcPr>
-            <w:tcW w:type="pct" w:w="24%"/>
+            <w:tcW w:type="dxa" w:w="2341"/>
             <w:tcMar>
               <w:top w:type="dxa" w:w="30"/>
               <w:left w:type="dxa" w:w="70"/>
@@ -1411,7 +1413,7 @@
         </w:tc>
         <w:tc>
           <w:tcPr>
-            <w:tcW w:type="pct" w:w="12%"/>
+            <w:tcW w:type="dxa" w:w="1171"/>
             <w:tcMar>
               <w:top w:type="dxa" w:w="30"/>
               <w:left w:type="dxa" w:w="70"/>
@@ -1435,7 +1437,7 @@
         </w:tc>
         <w:tc>
           <w:tcPr>
-            <w:tcW w:type="pct" w:w="14%"/>
+            <w:tcW w:type="dxa" w:w="1366"/>
             <w:tcMar>
               <w:top w:type="dxa" w:w="30"/>
               <w:left w:type="dxa" w:w="70"/>
@@ -1459,7 +1461,7 @@
         </w:tc>
         <w:tc>
           <w:tcPr>
-            <w:tcW w:type="pct" w:w="22%"/>
+            <w:tcW w:type="dxa" w:w="2146"/>
             <w:tcMar>
               <w:top w:type="dxa" w:w="30"/>
               <w:left w:type="dxa" w:w="70"/>
@@ -1483,7 +1485,7 @@
         </w:tc>
         <w:tc>
           <w:tcPr>
-            <w:tcW w:type="pct" w:w="12%"/>
+            <w:tcW w:type="dxa" w:w="1171"/>
             <w:tcMar>
               <w:top w:type="dxa" w:w="30"/>
               <w:left w:type="dxa" w:w="70"/>
@@ -1512,7 +1514,7 @@
         </w:trPr>
         <w:tc>
           <w:tcPr>
-            <w:tcW w:type="pct" w:w="16%"/>
+            <w:tcW w:type="dxa" w:w="1561"/>
             <w:tcMar>
               <w:top w:type="dxa" w:w="30"/>
               <w:left w:type="dxa" w:w="70"/>
@@ -1536,7 +1538,7 @@
         </w:tc>
         <w:tc>
           <w:tcPr>
-            <w:tcW w:type="pct" w:w="24%"/>
+            <w:tcW w:type="dxa" w:w="2341"/>
             <w:tcMar>
               <w:top w:type="dxa" w:w="30"/>
               <w:left w:type="dxa" w:w="70"/>
@@ -1560,7 +1562,7 @@
         </w:tc>
         <w:tc>
           <w:tcPr>
-            <w:tcW w:type="pct" w:w="12%"/>
+            <w:tcW w:type="dxa" w:w="1171"/>
             <w:tcMar>
               <w:top w:type="dxa" w:w="30"/>
               <w:left w:type="dxa" w:w="70"/>
@@ -1584,7 +1586,7 @@
         </w:tc>
         <w:tc>
           <w:tcPr>
-            <w:tcW w:type="pct" w:w="14%"/>
+            <w:tcW w:type="dxa" w:w="1366"/>
             <w:tcMar>
               <w:top w:type="dxa" w:w="30"/>
               <w:left w:type="dxa" w:w="70"/>
@@ -1608,7 +1610,7 @@
         </w:tc>
         <w:tc>
           <w:tcPr>
-            <w:tcW w:type="pct" w:w="22%"/>
+            <w:tcW w:type="dxa" w:w="2146"/>
             <w:tcMar>
               <w:top w:type="dxa" w:w="30"/>
               <w:left w:type="dxa" w:w="70"/>
@@ -1632,7 +1634,7 @@
         </w:tc>
         <w:tc>
           <w:tcPr>
-            <w:tcW w:type="pct" w:w="12%"/>
+            <w:tcW w:type="dxa" w:w="1171"/>
             <w:tcMar>
               <w:top w:type="dxa" w:w="30"/>
               <w:left w:type="dxa" w:w="70"/>
@@ -1694,13 +1696,14 @@
           <w:insideH w:val="single" w:color="auto" w:sz="4"/>
           <w:insideV w:val="single" w:color="auto" w:sz="4"/>
         </w:tblBorders>
+        <w:tblLayout w:type="fixed"/>
       </w:tblPr>
       <w:tblGrid>
-        <w:gridCol w:w="100"/>
-        <w:gridCol w:w="100"/>
-        <w:gridCol w:w="100"/>
-        <w:gridCol w:w="100"/>
-        <w:gridCol w:w="100"/>
+        <w:gridCol w:w="1561"/>
+        <w:gridCol w:w="3512"/>
+        <w:gridCol w:w="1561"/>
+        <w:gridCol w:w="1561"/>
+        <w:gridCol w:w="1561"/>
       </w:tblGrid>
       <w:tr>
         <w:trPr>
@@ -1708,7 +1711,7 @@
         </w:trPr>
         <w:tc>
           <w:tcPr>
-            <w:tcW w:type="pct" w:w="16%"/>
+            <w:tcW w:type="dxa" w:w="1561"/>
             <w:shd w:fill="E7EDF1" w:color="auto" w:val="clear"/>
             <w:tcMar>
               <w:top w:type="dxa" w:w="30"/>
@@ -1735,7 +1738,7 @@
         </w:tc>
         <w:tc>
           <w:tcPr>
-            <w:tcW w:type="pct" w:w="36%"/>
+            <w:tcW w:type="dxa" w:w="3512"/>
             <w:shd w:fill="E7EDF1" w:color="auto" w:val="clear"/>
             <w:tcMar>
               <w:top w:type="dxa" w:w="30"/>
@@ -1762,7 +1765,7 @@
         </w:tc>
         <w:tc>
           <w:tcPr>
-            <w:tcW w:type="pct" w:w="16%"/>
+            <w:tcW w:type="dxa" w:w="1561"/>
             <w:shd w:fill="E7EDF1" w:color="auto" w:val="clear"/>
             <w:tcMar>
               <w:top w:type="dxa" w:w="30"/>
@@ -1789,7 +1792,7 @@
         </w:tc>
         <w:tc>
           <w:tcPr>
-            <w:tcW w:type="pct" w:w="16%"/>
+            <w:tcW w:type="dxa" w:w="1561"/>
             <w:shd w:fill="E7EDF1" w:color="auto" w:val="clear"/>
             <w:tcMar>
               <w:top w:type="dxa" w:w="30"/>
@@ -1816,7 +1819,7 @@
         </w:tc>
         <w:tc>
           <w:tcPr>
-            <w:tcW w:type="pct" w:w="16%"/>
+            <w:tcW w:type="dxa" w:w="1561"/>
             <w:shd w:fill="E7EDF1" w:color="auto" w:val="clear"/>
             <w:tcMar>
               <w:top w:type="dxa" w:w="30"/>
@@ -1848,7 +1851,7 @@
         </w:trPr>
         <w:tc>
           <w:tcPr>
-            <w:tcW w:type="pct" w:w="16%"/>
+            <w:tcW w:type="dxa" w:w="1561"/>
             <w:tcMar>
               <w:top w:type="dxa" w:w="30"/>
               <w:left w:type="dxa" w:w="70"/>
@@ -1874,7 +1877,7 @@
         </w:tc>
         <w:tc>
           <w:tcPr>
-            <w:tcW w:type="pct" w:w="36%"/>
+            <w:tcW w:type="dxa" w:w="3512"/>
             <w:tcMar>
               <w:top w:type="dxa" w:w="30"/>
               <w:left w:type="dxa" w:w="70"/>
@@ -1900,7 +1903,7 @@
         </w:tc>
         <w:tc>
           <w:tcPr>
-            <w:tcW w:type="pct" w:w="16%"/>
+            <w:tcW w:type="dxa" w:w="1561"/>
             <w:tcMar>
               <w:top w:type="dxa" w:w="30"/>
               <w:left w:type="dxa" w:w="70"/>
@@ -1926,7 +1929,7 @@
         </w:tc>
         <w:tc>
           <w:tcPr>
-            <w:tcW w:type="pct" w:w="16%"/>
+            <w:tcW w:type="dxa" w:w="1561"/>
             <w:tcMar>
               <w:top w:type="dxa" w:w="30"/>
               <w:left w:type="dxa" w:w="70"/>
@@ -1952,7 +1955,7 @@
         </w:tc>
         <w:tc>
           <w:tcPr>
-            <w:tcW w:type="pct" w:w="16%"/>
+            <w:tcW w:type="dxa" w:w="1561"/>
             <w:tcMar>
               <w:top w:type="dxa" w:w="30"/>
               <w:left w:type="dxa" w:w="70"/>
@@ -1983,7 +1986,7 @@
         </w:trPr>
         <w:tc>
           <w:tcPr>
-            <w:tcW w:type="pct" w:w="16%"/>
+            <w:tcW w:type="dxa" w:w="1561"/>
             <w:tcMar>
               <w:top w:type="dxa" w:w="30"/>
               <w:left w:type="dxa" w:w="70"/>
@@ -2009,7 +2012,7 @@
         </w:tc>
         <w:tc>
           <w:tcPr>
-            <w:tcW w:type="pct" w:w="36%"/>
+            <w:tcW w:type="dxa" w:w="3512"/>
             <w:tcMar>
               <w:top w:type="dxa" w:w="30"/>
               <w:left w:type="dxa" w:w="70"/>
@@ -2035,7 +2038,7 @@
         </w:tc>
         <w:tc>
           <w:tcPr>
-            <w:tcW w:type="pct" w:w="16%"/>
+            <w:tcW w:type="dxa" w:w="1561"/>
             <w:tcMar>
               <w:top w:type="dxa" w:w="30"/>
               <w:left w:type="dxa" w:w="70"/>
@@ -2061,7 +2064,7 @@
         </w:tc>
         <w:tc>
           <w:tcPr>
-            <w:tcW w:type="pct" w:w="16%"/>
+            <w:tcW w:type="dxa" w:w="1561"/>
             <w:tcMar>
               <w:top w:type="dxa" w:w="30"/>
               <w:left w:type="dxa" w:w="70"/>
@@ -2087,7 +2090,7 @@
         </w:tc>
         <w:tc>
           <w:tcPr>
-            <w:tcW w:type="pct" w:w="16%"/>
+            <w:tcW w:type="dxa" w:w="1561"/>
             <w:tcMar>
               <w:top w:type="dxa" w:w="30"/>
               <w:left w:type="dxa" w:w="70"/>
@@ -2118,7 +2121,7 @@
         </w:trPr>
         <w:tc>
           <w:tcPr>
-            <w:tcW w:type="pct" w:w="16%"/>
+            <w:tcW w:type="dxa" w:w="1561"/>
             <w:tcMar>
               <w:top w:type="dxa" w:w="30"/>
               <w:left w:type="dxa" w:w="70"/>
@@ -2144,7 +2147,7 @@
         </w:tc>
         <w:tc>
           <w:tcPr>
-            <w:tcW w:type="pct" w:w="36%"/>
+            <w:tcW w:type="dxa" w:w="3512"/>
             <w:tcMar>
               <w:top w:type="dxa" w:w="30"/>
               <w:left w:type="dxa" w:w="70"/>
@@ -2170,7 +2173,7 @@
         </w:tc>
         <w:tc>
           <w:tcPr>
-            <w:tcW w:type="pct" w:w="16%"/>
+            <w:tcW w:type="dxa" w:w="1561"/>
             <w:tcMar>
               <w:top w:type="dxa" w:w="30"/>
               <w:left w:type="dxa" w:w="70"/>
@@ -2196,7 +2199,7 @@
         </w:tc>
         <w:tc>
           <w:tcPr>
-            <w:tcW w:type="pct" w:w="16%"/>
+            <w:tcW w:type="dxa" w:w="1561"/>
             <w:tcMar>
               <w:top w:type="dxa" w:w="30"/>
               <w:left w:type="dxa" w:w="70"/>
@@ -2222,7 +2225,7 @@
         </w:tc>
         <w:tc>
           <w:tcPr>
-            <w:tcW w:type="pct" w:w="16%"/>
+            <w:tcW w:type="dxa" w:w="1561"/>
             <w:tcMar>
               <w:top w:type="dxa" w:w="30"/>
               <w:left w:type="dxa" w:w="70"/>
@@ -2253,7 +2256,7 @@
         </w:trPr>
         <w:tc>
           <w:tcPr>
-            <w:tcW w:type="pct" w:w="16%"/>
+            <w:tcW w:type="dxa" w:w="1561"/>
             <w:tcMar>
               <w:top w:type="dxa" w:w="30"/>
               <w:left w:type="dxa" w:w="70"/>
@@ -2279,7 +2282,7 @@
         </w:tc>
         <w:tc>
           <w:tcPr>
-            <w:tcW w:type="pct" w:w="36%"/>
+            <w:tcW w:type="dxa" w:w="3512"/>
             <w:tcMar>
               <w:top w:type="dxa" w:w="30"/>
               <w:left w:type="dxa" w:w="70"/>
@@ -2305,7 +2308,7 @@
         </w:tc>
         <w:tc>
           <w:tcPr>
-            <w:tcW w:type="pct" w:w="16%"/>
+            <w:tcW w:type="dxa" w:w="1561"/>
             <w:tcMar>
               <w:top w:type="dxa" w:w="30"/>
               <w:left w:type="dxa" w:w="70"/>
@@ -2331,7 +2334,7 @@
         </w:tc>
         <w:tc>
           <w:tcPr>
-            <w:tcW w:type="pct" w:w="16%"/>
+            <w:tcW w:type="dxa" w:w="1561"/>
             <w:tcMar>
               <w:top w:type="dxa" w:w="30"/>
               <w:left w:type="dxa" w:w="70"/>
@@ -2357,7 +2360,7 @@
         </w:tc>
         <w:tc>
           <w:tcPr>
-            <w:tcW w:type="pct" w:w="16%"/>
+            <w:tcW w:type="dxa" w:w="1561"/>
             <w:tcMar>
               <w:top w:type="dxa" w:w="30"/>
               <w:left w:type="dxa" w:w="70"/>
@@ -2388,7 +2391,7 @@
         </w:trPr>
         <w:tc>
           <w:tcPr>
-            <w:tcW w:type="pct" w:w="16%"/>
+            <w:tcW w:type="dxa" w:w="1561"/>
             <w:tcMar>
               <w:top w:type="dxa" w:w="30"/>
               <w:left w:type="dxa" w:w="70"/>
@@ -2414,7 +2417,7 @@
         </w:tc>
         <w:tc>
           <w:tcPr>
-            <w:tcW w:type="pct" w:w="36%"/>
+            <w:tcW w:type="dxa" w:w="3512"/>
             <w:tcMar>
               <w:top w:type="dxa" w:w="30"/>
               <w:left w:type="dxa" w:w="70"/>
@@ -2440,7 +2443,7 @@
         </w:tc>
         <w:tc>
           <w:tcPr>
-            <w:tcW w:type="pct" w:w="16%"/>
+            <w:tcW w:type="dxa" w:w="1561"/>
             <w:tcMar>
               <w:top w:type="dxa" w:w="30"/>
               <w:left w:type="dxa" w:w="70"/>
@@ -2466,7 +2469,7 @@
         </w:tc>
         <w:tc>
           <w:tcPr>
-            <w:tcW w:type="pct" w:w="16%"/>
+            <w:tcW w:type="dxa" w:w="1561"/>
             <w:tcMar>
               <w:top w:type="dxa" w:w="30"/>
               <w:left w:type="dxa" w:w="70"/>
@@ -2492,7 +2495,7 @@
         </w:tc>
         <w:tc>
           <w:tcPr>
-            <w:tcW w:type="pct" w:w="16%"/>
+            <w:tcW w:type="dxa" w:w="1561"/>
             <w:tcMar>
               <w:top w:type="dxa" w:w="30"/>
               <w:left w:type="dxa" w:w="70"/>
@@ -2523,7 +2526,7 @@
         </w:trPr>
         <w:tc>
           <w:tcPr>
-            <w:tcW w:type="pct" w:w="16%"/>
+            <w:tcW w:type="dxa" w:w="1561"/>
             <w:tcMar>
               <w:top w:type="dxa" w:w="30"/>
               <w:left w:type="dxa" w:w="70"/>
@@ -2549,7 +2552,7 @@
         </w:tc>
         <w:tc>
           <w:tcPr>
-            <w:tcW w:type="pct" w:w="36%"/>
+            <w:tcW w:type="dxa" w:w="3512"/>
             <w:tcMar>
               <w:top w:type="dxa" w:w="30"/>
               <w:left w:type="dxa" w:w="70"/>
@@ -2575,7 +2578,7 @@
         </w:tc>
         <w:tc>
           <w:tcPr>
-            <w:tcW w:type="pct" w:w="16%"/>
+            <w:tcW w:type="dxa" w:w="1561"/>
             <w:tcMar>
               <w:top w:type="dxa" w:w="30"/>
               <w:left w:type="dxa" w:w="70"/>
@@ -2601,7 +2604,7 @@
         </w:tc>
         <w:tc>
           <w:tcPr>
-            <w:tcW w:type="pct" w:w="16%"/>
+            <w:tcW w:type="dxa" w:w="1561"/>
             <w:tcMar>
               <w:top w:type="dxa" w:w="30"/>
               <w:left w:type="dxa" w:w="70"/>
@@ -2627,7 +2630,7 @@
         </w:tc>
         <w:tc>
           <w:tcPr>
-            <w:tcW w:type="pct" w:w="16%"/>
+            <w:tcW w:type="dxa" w:w="1561"/>
             <w:tcMar>
               <w:top w:type="dxa" w:w="30"/>
               <w:left w:type="dxa" w:w="70"/>
@@ -2658,7 +2661,7 @@
         </w:trPr>
         <w:tc>
           <w:tcPr>
-            <w:tcW w:type="pct" w:w="16%"/>
+            <w:tcW w:type="dxa" w:w="1561"/>
             <w:tcMar>
               <w:top w:type="dxa" w:w="30"/>
               <w:left w:type="dxa" w:w="70"/>
@@ -2684,7 +2687,7 @@
         </w:tc>
         <w:tc>
           <w:tcPr>
-            <w:tcW w:type="pct" w:w="36%"/>
+            <w:tcW w:type="dxa" w:w="3512"/>
             <w:tcMar>
               <w:top w:type="dxa" w:w="30"/>
               <w:left w:type="dxa" w:w="70"/>
@@ -2710,7 +2713,7 @@
         </w:tc>
         <w:tc>
           <w:tcPr>
-            <w:tcW w:type="pct" w:w="16%"/>
+            <w:tcW w:type="dxa" w:w="1561"/>
             <w:tcMar>
               <w:top w:type="dxa" w:w="30"/>
               <w:left w:type="dxa" w:w="70"/>
@@ -2736,7 +2739,7 @@
         </w:tc>
         <w:tc>
           <w:tcPr>
-            <w:tcW w:type="pct" w:w="16%"/>
+            <w:tcW w:type="dxa" w:w="1561"/>
             <w:tcMar>
               <w:top w:type="dxa" w:w="30"/>
               <w:left w:type="dxa" w:w="70"/>
@@ -2762,7 +2765,7 @@
         </w:tc>
         <w:tc>
           <w:tcPr>
-            <w:tcW w:type="pct" w:w="16%"/>
+            <w:tcW w:type="dxa" w:w="1561"/>
             <w:tcMar>
               <w:top w:type="dxa" w:w="30"/>
               <w:left w:type="dxa" w:w="70"/>
@@ -2793,7 +2796,7 @@
         </w:trPr>
         <w:tc>
           <w:tcPr>
-            <w:tcW w:type="pct" w:w="16%"/>
+            <w:tcW w:type="dxa" w:w="1561"/>
             <w:tcMar>
               <w:top w:type="dxa" w:w="30"/>
               <w:left w:type="dxa" w:w="70"/>
@@ -2819,7 +2822,7 @@
         </w:tc>
         <w:tc>
           <w:tcPr>
-            <w:tcW w:type="pct" w:w="36%"/>
+            <w:tcW w:type="dxa" w:w="3512"/>
             <w:tcMar>
               <w:top w:type="dxa" w:w="30"/>
               <w:left w:type="dxa" w:w="70"/>
@@ -2845,7 +2848,7 @@
         </w:tc>
         <w:tc>
           <w:tcPr>
-            <w:tcW w:type="pct" w:w="16%"/>
+            <w:tcW w:type="dxa" w:w="1561"/>
             <w:tcMar>
               <w:top w:type="dxa" w:w="30"/>
               <w:left w:type="dxa" w:w="70"/>
@@ -2871,7 +2874,7 @@
         </w:tc>
         <w:tc>
           <w:tcPr>
-            <w:tcW w:type="pct" w:w="16%"/>
+            <w:tcW w:type="dxa" w:w="1561"/>
             <w:tcMar>
               <w:top w:type="dxa" w:w="30"/>
               <w:left w:type="dxa" w:w="70"/>
@@ -2897,7 +2900,7 @@
         </w:tc>
         <w:tc>
           <w:tcPr>
-            <w:tcW w:type="pct" w:w="16%"/>
+            <w:tcW w:type="dxa" w:w="1561"/>
             <w:tcMar>
               <w:top w:type="dxa" w:w="30"/>
               <w:left w:type="dxa" w:w="70"/>
@@ -2928,7 +2931,7 @@
         </w:trPr>
         <w:tc>
           <w:tcPr>
-            <w:tcW w:type="pct" w:w="16%"/>
+            <w:tcW w:type="dxa" w:w="1561"/>
             <w:tcMar>
               <w:top w:type="dxa" w:w="30"/>
               <w:left w:type="dxa" w:w="70"/>
@@ -2954,7 +2957,7 @@
         </w:tc>
         <w:tc>
           <w:tcPr>
-            <w:tcW w:type="pct" w:w="36%"/>
+            <w:tcW w:type="dxa" w:w="3512"/>
             <w:tcMar>
               <w:top w:type="dxa" w:w="30"/>
               <w:left w:type="dxa" w:w="70"/>
@@ -2980,7 +2983,7 @@
         </w:tc>
         <w:tc>
           <w:tcPr>
-            <w:tcW w:type="pct" w:w="16%"/>
+            <w:tcW w:type="dxa" w:w="1561"/>
             <w:tcMar>
               <w:top w:type="dxa" w:w="30"/>
               <w:left w:type="dxa" w:w="70"/>
@@ -3006,7 +3009,7 @@
         </w:tc>
         <w:tc>
           <w:tcPr>
-            <w:tcW w:type="pct" w:w="16%"/>
+            <w:tcW w:type="dxa" w:w="1561"/>
             <w:tcMar>
               <w:top w:type="dxa" w:w="30"/>
               <w:left w:type="dxa" w:w="70"/>
@@ -3032,7 +3035,7 @@
         </w:tc>
         <w:tc>
           <w:tcPr>
-            <w:tcW w:type="pct" w:w="16%"/>
+            <w:tcW w:type="dxa" w:w="1561"/>
             <w:tcMar>
               <w:top w:type="dxa" w:w="30"/>
               <w:left w:type="dxa" w:w="70"/>
@@ -3063,7 +3066,7 @@
         </w:trPr>
         <w:tc>
           <w:tcPr>
-            <w:tcW w:type="pct" w:w="16%"/>
+            <w:tcW w:type="dxa" w:w="1561"/>
             <w:shd w:fill="F2F5F7" w:color="auto" w:val="clear"/>
             <w:tcMar>
               <w:top w:type="dxa" w:w="30"/>
@@ -3090,7 +3093,7 @@
         </w:tc>
         <w:tc>
           <w:tcPr>
-            <w:tcW w:type="pct" w:w="36%"/>
+            <w:tcW w:type="dxa" w:w="3512"/>
             <w:shd w:fill="F2F5F7" w:color="auto" w:val="clear"/>
             <w:tcMar>
               <w:top w:type="dxa" w:w="30"/>
@@ -3117,7 +3120,7 @@
         </w:tc>
         <w:tc>
           <w:tcPr>
-            <w:tcW w:type="pct" w:w="16%"/>
+            <w:tcW w:type="dxa" w:w="1561"/>
             <w:shd w:fill="F2F5F7" w:color="auto" w:val="clear"/>
             <w:tcMar>
               <w:top w:type="dxa" w:w="30"/>
@@ -3134,7 +3137,7 @@
         </w:tc>
         <w:tc>
           <w:tcPr>
-            <w:tcW w:type="pct" w:w="16%"/>
+            <w:tcW w:type="dxa" w:w="1561"/>
             <w:shd w:fill="F2F5F7" w:color="auto" w:val="clear"/>
             <w:tcMar>
               <w:top w:type="dxa" w:w="30"/>
@@ -3151,7 +3154,7 @@
         </w:tc>
         <w:tc>
           <w:tcPr>
-            <w:tcW w:type="pct" w:w="16%"/>
+            <w:tcW w:type="dxa" w:w="1561"/>
             <w:shd w:fill="F2F5F7" w:color="auto" w:val="clear"/>
             <w:tcMar>
               <w:top w:type="dxa" w:w="30"/>
@@ -3276,13 +3279,14 @@
           <w:insideH w:val="single" w:color="auto" w:sz="4"/>
           <w:insideV w:val="single" w:color="auto" w:sz="4"/>
         </w:tblBorders>
+        <w:tblLayout w:type="fixed"/>
       </w:tblPr>
       <w:tblGrid>
-        <w:gridCol w:w="100"/>
-        <w:gridCol w:w="100"/>
-        <w:gridCol w:w="100"/>
-        <w:gridCol w:w="100"/>
-        <w:gridCol w:w="100"/>
+        <w:gridCol w:w="1561"/>
+        <w:gridCol w:w="3512"/>
+        <w:gridCol w:w="1561"/>
+        <w:gridCol w:w="1561"/>
+        <w:gridCol w:w="1561"/>
       </w:tblGrid>
       <w:tr>
         <w:trPr>
@@ -3290,7 +3294,7 @@
         </w:trPr>
         <w:tc>
           <w:tcPr>
-            <w:tcW w:type="pct" w:w="16%"/>
+            <w:tcW w:type="dxa" w:w="1561"/>
             <w:shd w:fill="E7EDF1" w:color="auto" w:val="clear"/>
             <w:tcMar>
               <w:top w:type="dxa" w:w="30"/>
@@ -3317,7 +3321,7 @@
         </w:tc>
         <w:tc>
           <w:tcPr>
-            <w:tcW w:type="pct" w:w="36%"/>
+            <w:tcW w:type="dxa" w:w="3512"/>
             <w:shd w:fill="E7EDF1" w:color="auto" w:val="clear"/>
             <w:tcMar>
               <w:top w:type="dxa" w:w="30"/>
@@ -3344,7 +3348,7 @@
         </w:tc>
         <w:tc>
           <w:tcPr>
-            <w:tcW w:type="pct" w:w="16%"/>
+            <w:tcW w:type="dxa" w:w="1561"/>
             <w:shd w:fill="E7EDF1" w:color="auto" w:val="clear"/>
             <w:tcMar>
               <w:top w:type="dxa" w:w="30"/>
@@ -3371,7 +3375,7 @@
         </w:tc>
         <w:tc>
           <w:tcPr>
-            <w:tcW w:type="pct" w:w="16%"/>
+            <w:tcW w:type="dxa" w:w="1561"/>
             <w:shd w:fill="E7EDF1" w:color="auto" w:val="clear"/>
             <w:tcMar>
               <w:top w:type="dxa" w:w="30"/>
@@ -3398,7 +3402,7 @@
         </w:tc>
         <w:tc>
           <w:tcPr>
-            <w:tcW w:type="pct" w:w="16%"/>
+            <w:tcW w:type="dxa" w:w="1561"/>
             <w:shd w:fill="E7EDF1" w:color="auto" w:val="clear"/>
             <w:tcMar>
               <w:top w:type="dxa" w:w="30"/>
@@ -3430,7 +3434,7 @@
         </w:trPr>
         <w:tc>
           <w:tcPr>
-            <w:tcW w:type="pct" w:w="16%"/>
+            <w:tcW w:type="dxa" w:w="1561"/>
             <w:tcMar>
               <w:top w:type="dxa" w:w="30"/>
               <w:left w:type="dxa" w:w="70"/>
@@ -3456,7 +3460,7 @@
         </w:tc>
         <w:tc>
           <w:tcPr>
-            <w:tcW w:type="pct" w:w="36%"/>
+            <w:tcW w:type="dxa" w:w="3512"/>
             <w:tcMar>
               <w:top w:type="dxa" w:w="30"/>
               <w:left w:type="dxa" w:w="70"/>
@@ -3482,7 +3486,7 @@
         </w:tc>
         <w:tc>
           <w:tcPr>
-            <w:tcW w:type="pct" w:w="16%"/>
+            <w:tcW w:type="dxa" w:w="1561"/>
             <w:tcMar>
               <w:top w:type="dxa" w:w="30"/>
               <w:left w:type="dxa" w:w="70"/>
@@ -3508,7 +3512,7 @@
         </w:tc>
         <w:tc>
           <w:tcPr>
-            <w:tcW w:type="pct" w:w="16%"/>
+            <w:tcW w:type="dxa" w:w="1561"/>
             <w:tcMar>
               <w:top w:type="dxa" w:w="30"/>
               <w:left w:type="dxa" w:w="70"/>
@@ -3534,7 +3538,7 @@
         </w:tc>
         <w:tc>
           <w:tcPr>
-            <w:tcW w:type="pct" w:w="16%"/>
+            <w:tcW w:type="dxa" w:w="1561"/>
             <w:tcMar>
               <w:top w:type="dxa" w:w="30"/>
               <w:left w:type="dxa" w:w="70"/>
@@ -3565,7 +3569,7 @@
         </w:trPr>
         <w:tc>
           <w:tcPr>
-            <w:tcW w:type="pct" w:w="16%"/>
+            <w:tcW w:type="dxa" w:w="1561"/>
             <w:tcMar>
               <w:top w:type="dxa" w:w="30"/>
               <w:left w:type="dxa" w:w="70"/>
@@ -3591,7 +3595,7 @@
         </w:tc>
         <w:tc>
           <w:tcPr>
-            <w:tcW w:type="pct" w:w="36%"/>
+            <w:tcW w:type="dxa" w:w="3512"/>
             <w:tcMar>
               <w:top w:type="dxa" w:w="30"/>
               <w:left w:type="dxa" w:w="70"/>
@@ -3617,7 +3621,7 @@
         </w:tc>
         <w:tc>
           <w:tcPr>
-            <w:tcW w:type="pct" w:w="16%"/>
+            <w:tcW w:type="dxa" w:w="1561"/>
             <w:tcMar>
               <w:top w:type="dxa" w:w="30"/>
               <w:left w:type="dxa" w:w="70"/>
@@ -3643,7 +3647,7 @@
         </w:tc>
         <w:tc>
           <w:tcPr>
-            <w:tcW w:type="pct" w:w="16%"/>
+            <w:tcW w:type="dxa" w:w="1561"/>
             <w:tcMar>
               <w:top w:type="dxa" w:w="30"/>
               <w:left w:type="dxa" w:w="70"/>
@@ -3669,7 +3673,7 @@
         </w:tc>
         <w:tc>
           <w:tcPr>
-            <w:tcW w:type="pct" w:w="16%"/>
+            <w:tcW w:type="dxa" w:w="1561"/>
             <w:tcMar>
               <w:top w:type="dxa" w:w="30"/>
               <w:left w:type="dxa" w:w="70"/>
@@ -3700,7 +3704,7 @@
         </w:trPr>
         <w:tc>
           <w:tcPr>
-            <w:tcW w:type="pct" w:w="16%"/>
+            <w:tcW w:type="dxa" w:w="1561"/>
             <w:tcMar>
               <w:top w:type="dxa" w:w="30"/>
               <w:left w:type="dxa" w:w="70"/>
@@ -3726,7 +3730,7 @@
         </w:tc>
         <w:tc>
           <w:tcPr>
-            <w:tcW w:type="pct" w:w="36%"/>
+            <w:tcW w:type="dxa" w:w="3512"/>
             <w:tcMar>
               <w:top w:type="dxa" w:w="30"/>
               <w:left w:type="dxa" w:w="70"/>
@@ -3752,7 +3756,7 @@
         </w:tc>
         <w:tc>
           <w:tcPr>
-            <w:tcW w:type="pct" w:w="16%"/>
+            <w:tcW w:type="dxa" w:w="1561"/>
             <w:tcMar>
               <w:top w:type="dxa" w:w="30"/>
               <w:left w:type="dxa" w:w="70"/>
@@ -3778,7 +3782,7 @@
         </w:tc>
         <w:tc>
           <w:tcPr>
-            <w:tcW w:type="pct" w:w="16%"/>
+            <w:tcW w:type="dxa" w:w="1561"/>
             <w:tcMar>
               <w:top w:type="dxa" w:w="30"/>
               <w:left w:type="dxa" w:w="70"/>
@@ -3804,7 +3808,7 @@
         </w:tc>
         <w:tc>
           <w:tcPr>
-            <w:tcW w:type="pct" w:w="16%"/>
+            <w:tcW w:type="dxa" w:w="1561"/>
             <w:tcMar>
               <w:top w:type="dxa" w:w="30"/>
               <w:left w:type="dxa" w:w="70"/>
@@ -3835,7 +3839,7 @@
         </w:trPr>
         <w:tc>
           <w:tcPr>
-            <w:tcW w:type="pct" w:w="16%"/>
+            <w:tcW w:type="dxa" w:w="1561"/>
             <w:tcMar>
               <w:top w:type="dxa" w:w="30"/>
               <w:left w:type="dxa" w:w="70"/>
@@ -3861,7 +3865,7 @@
         </w:tc>
         <w:tc>
           <w:tcPr>
-            <w:tcW w:type="pct" w:w="36%"/>
+            <w:tcW w:type="dxa" w:w="3512"/>
             <w:tcMar>
               <w:top w:type="dxa" w:w="30"/>
               <w:left w:type="dxa" w:w="70"/>
@@ -3887,7 +3891,7 @@
         </w:tc>
         <w:tc>
           <w:tcPr>
-            <w:tcW w:type="pct" w:w="16%"/>
+            <w:tcW w:type="dxa" w:w="1561"/>
             <w:tcMar>
               <w:top w:type="dxa" w:w="30"/>
               <w:left w:type="dxa" w:w="70"/>
@@ -3913,7 +3917,7 @@
         </w:tc>
         <w:tc>
           <w:tcPr>
-            <w:tcW w:type="pct" w:w="16%"/>
+            <w:tcW w:type="dxa" w:w="1561"/>
             <w:tcMar>
               <w:top w:type="dxa" w:w="30"/>
               <w:left w:type="dxa" w:w="70"/>
@@ -3939,7 +3943,7 @@
         </w:tc>
         <w:tc>
           <w:tcPr>
-            <w:tcW w:type="pct" w:w="16%"/>
+            <w:tcW w:type="dxa" w:w="1561"/>
             <w:tcMar>
               <w:top w:type="dxa" w:w="30"/>
               <w:left w:type="dxa" w:w="70"/>
@@ -3970,7 +3974,7 @@
         </w:trPr>
         <w:tc>
           <w:tcPr>
-            <w:tcW w:type="pct" w:w="16%"/>
+            <w:tcW w:type="dxa" w:w="1561"/>
             <w:tcMar>
               <w:top w:type="dxa" w:w="30"/>
               <w:left w:type="dxa" w:w="70"/>
@@ -3996,7 +4000,7 @@
         </w:tc>
         <w:tc>
           <w:tcPr>
-            <w:tcW w:type="pct" w:w="36%"/>
+            <w:tcW w:type="dxa" w:w="3512"/>
             <w:tcMar>
               <w:top w:type="dxa" w:w="30"/>
               <w:left w:type="dxa" w:w="70"/>
@@ -4022,7 +4026,7 @@
         </w:tc>
         <w:tc>
           <w:tcPr>
-            <w:tcW w:type="pct" w:w="16%"/>
+            <w:tcW w:type="dxa" w:w="1561"/>
             <w:tcMar>
               <w:top w:type="dxa" w:w="30"/>
               <w:left w:type="dxa" w:w="70"/>
@@ -4048,7 +4052,7 @@
         </w:tc>
         <w:tc>
           <w:tcPr>
-            <w:tcW w:type="pct" w:w="16%"/>
+            <w:tcW w:type="dxa" w:w="1561"/>
             <w:tcMar>
               <w:top w:type="dxa" w:w="30"/>
               <w:left w:type="dxa" w:w="70"/>
@@ -4074,7 +4078,7 @@
         </w:tc>
         <w:tc>
           <w:tcPr>
-            <w:tcW w:type="pct" w:w="16%"/>
+            <w:tcW w:type="dxa" w:w="1561"/>
             <w:tcMar>
               <w:top w:type="dxa" w:w="30"/>
               <w:left w:type="dxa" w:w="70"/>
@@ -4105,7 +4109,7 @@
         </w:trPr>
         <w:tc>
           <w:tcPr>
-            <w:tcW w:type="pct" w:w="16%"/>
+            <w:tcW w:type="dxa" w:w="1561"/>
             <w:tcMar>
               <w:top w:type="dxa" w:w="30"/>
               <w:left w:type="dxa" w:w="70"/>
@@ -4131,7 +4135,7 @@
         </w:tc>
         <w:tc>
           <w:tcPr>
-            <w:tcW w:type="pct" w:w="36%"/>
+            <w:tcW w:type="dxa" w:w="3512"/>
             <w:tcMar>
               <w:top w:type="dxa" w:w="30"/>
               <w:left w:type="dxa" w:w="70"/>
@@ -4157,7 +4161,7 @@
         </w:tc>
         <w:tc>
           <w:tcPr>
-            <w:tcW w:type="pct" w:w="16%"/>
+            <w:tcW w:type="dxa" w:w="1561"/>
             <w:tcMar>
               <w:top w:type="dxa" w:w="30"/>
               <w:left w:type="dxa" w:w="70"/>
@@ -4183,7 +4187,7 @@
         </w:tc>
         <w:tc>
           <w:tcPr>
-            <w:tcW w:type="pct" w:w="16%"/>
+            <w:tcW w:type="dxa" w:w="1561"/>
             <w:tcMar>
               <w:top w:type="dxa" w:w="30"/>
               <w:left w:type="dxa" w:w="70"/>
@@ -4209,7 +4213,7 @@
         </w:tc>
         <w:tc>
           <w:tcPr>
-            <w:tcW w:type="pct" w:w="16%"/>
+            <w:tcW w:type="dxa" w:w="1561"/>
             <w:tcMar>
               <w:top w:type="dxa" w:w="30"/>
               <w:left w:type="dxa" w:w="70"/>
@@ -4240,7 +4244,7 @@
         </w:trPr>
         <w:tc>
           <w:tcPr>
-            <w:tcW w:type="pct" w:w="16%"/>
+            <w:tcW w:type="dxa" w:w="1561"/>
             <w:tcMar>
               <w:top w:type="dxa" w:w="30"/>
               <w:left w:type="dxa" w:w="70"/>
@@ -4266,7 +4270,7 @@
         </w:tc>
         <w:tc>
           <w:tcPr>
-            <w:tcW w:type="pct" w:w="36%"/>
+            <w:tcW w:type="dxa" w:w="3512"/>
             <w:tcMar>
               <w:top w:type="dxa" w:w="30"/>
               <w:left w:type="dxa" w:w="70"/>
@@ -4292,7 +4296,7 @@
         </w:tc>
         <w:tc>
           <w:tcPr>
-            <w:tcW w:type="pct" w:w="16%"/>
+            <w:tcW w:type="dxa" w:w="1561"/>
             <w:tcMar>
               <w:top w:type="dxa" w:w="30"/>
               <w:left w:type="dxa" w:w="70"/>
@@ -4318,7 +4322,7 @@
         </w:tc>
         <w:tc>
           <w:tcPr>
-            <w:tcW w:type="pct" w:w="16%"/>
+            <w:tcW w:type="dxa" w:w="1561"/>
             <w:tcMar>
               <w:top w:type="dxa" w:w="30"/>
               <w:left w:type="dxa" w:w="70"/>
@@ -4344,7 +4348,7 @@
         </w:tc>
         <w:tc>
           <w:tcPr>
-            <w:tcW w:type="pct" w:w="16%"/>
+            <w:tcW w:type="dxa" w:w="1561"/>
             <w:tcMar>
               <w:top w:type="dxa" w:w="30"/>
               <w:left w:type="dxa" w:w="70"/>
@@ -4375,7 +4379,7 @@
         </w:trPr>
         <w:tc>
           <w:tcPr>
-            <w:tcW w:type="pct" w:w="16%"/>
+            <w:tcW w:type="dxa" w:w="1561"/>
             <w:tcMar>
               <w:top w:type="dxa" w:w="30"/>
               <w:left w:type="dxa" w:w="70"/>
@@ -4401,7 +4405,7 @@
         </w:tc>
         <w:tc>
           <w:tcPr>
-            <w:tcW w:type="pct" w:w="36%"/>
+            <w:tcW w:type="dxa" w:w="3512"/>
             <w:tcMar>
               <w:top w:type="dxa" w:w="30"/>
               <w:left w:type="dxa" w:w="70"/>
@@ -4427,7 +4431,7 @@
         </w:tc>
         <w:tc>
           <w:tcPr>
-            <w:tcW w:type="pct" w:w="16%"/>
+            <w:tcW w:type="dxa" w:w="1561"/>
             <w:tcMar>
               <w:top w:type="dxa" w:w="30"/>
               <w:left w:type="dxa" w:w="70"/>
@@ -4453,7 +4457,7 @@
         </w:tc>
         <w:tc>
           <w:tcPr>
-            <w:tcW w:type="pct" w:w="16%"/>
+            <w:tcW w:type="dxa" w:w="1561"/>
             <w:tcMar>
               <w:top w:type="dxa" w:w="30"/>
               <w:left w:type="dxa" w:w="70"/>
@@ -4479,7 +4483,7 @@
         </w:tc>
         <w:tc>
           <w:tcPr>
-            <w:tcW w:type="pct" w:w="16%"/>
+            <w:tcW w:type="dxa" w:w="1561"/>
             <w:tcMar>
               <w:top w:type="dxa" w:w="30"/>
               <w:left w:type="dxa" w:w="70"/>
@@ -4510,7 +4514,7 @@
         </w:trPr>
         <w:tc>
           <w:tcPr>
-            <w:tcW w:type="pct" w:w="16%"/>
+            <w:tcW w:type="dxa" w:w="1561"/>
             <w:tcMar>
               <w:top w:type="dxa" w:w="30"/>
               <w:left w:type="dxa" w:w="70"/>
@@ -4536,7 +4540,7 @@
         </w:tc>
         <w:tc>
           <w:tcPr>
-            <w:tcW w:type="pct" w:w="36%"/>
+            <w:tcW w:type="dxa" w:w="3512"/>
             <w:tcMar>
               <w:top w:type="dxa" w:w="30"/>
               <w:left w:type="dxa" w:w="70"/>
@@ -4562,7 +4566,7 @@
         </w:tc>
         <w:tc>
           <w:tcPr>
-            <w:tcW w:type="pct" w:w="16%"/>
+            <w:tcW w:type="dxa" w:w="1561"/>
             <w:tcMar>
               <w:top w:type="dxa" w:w="30"/>
               <w:left w:type="dxa" w:w="70"/>
@@ -4588,7 +4592,7 @@
         </w:tc>
         <w:tc>
           <w:tcPr>
-            <w:tcW w:type="pct" w:w="16%"/>
+            <w:tcW w:type="dxa" w:w="1561"/>
             <w:tcMar>
               <w:top w:type="dxa" w:w="30"/>
               <w:left w:type="dxa" w:w="70"/>
@@ -4614,7 +4618,7 @@
         </w:tc>
         <w:tc>
           <w:tcPr>
-            <w:tcW w:type="pct" w:w="16%"/>
+            <w:tcW w:type="dxa" w:w="1561"/>
             <w:tcMar>
               <w:top w:type="dxa" w:w="30"/>
               <w:left w:type="dxa" w:w="70"/>
@@ -4645,7 +4649,7 @@
         </w:trPr>
         <w:tc>
           <w:tcPr>
-            <w:tcW w:type="pct" w:w="16%"/>
+            <w:tcW w:type="dxa" w:w="1561"/>
             <w:tcMar>
               <w:top w:type="dxa" w:w="30"/>
               <w:left w:type="dxa" w:w="70"/>
@@ -4671,7 +4675,7 @@
         </w:tc>
         <w:tc>
           <w:tcPr>
-            <w:tcW w:type="pct" w:w="36%"/>
+            <w:tcW w:type="dxa" w:w="3512"/>
             <w:tcMar>
               <w:top w:type="dxa" w:w="30"/>
               <w:left w:type="dxa" w:w="70"/>
@@ -4697,7 +4701,7 @@
         </w:tc>
         <w:tc>
           <w:tcPr>
-            <w:tcW w:type="pct" w:w="16%"/>
+            <w:tcW w:type="dxa" w:w="1561"/>
             <w:tcMar>
               <w:top w:type="dxa" w:w="30"/>
               <w:left w:type="dxa" w:w="70"/>
@@ -4723,7 +4727,7 @@
         </w:tc>
         <w:tc>
           <w:tcPr>
-            <w:tcW w:type="pct" w:w="16%"/>
+            <w:tcW w:type="dxa" w:w="1561"/>
             <w:tcMar>
               <w:top w:type="dxa" w:w="30"/>
               <w:left w:type="dxa" w:w="70"/>
@@ -4749,7 +4753,7 @@
         </w:tc>
         <w:tc>
           <w:tcPr>
-            <w:tcW w:type="pct" w:w="16%"/>
+            <w:tcW w:type="dxa" w:w="1561"/>
             <w:tcMar>
               <w:top w:type="dxa" w:w="30"/>
               <w:left w:type="dxa" w:w="70"/>
@@ -4780,7 +4784,7 @@
         </w:trPr>
         <w:tc>
           <w:tcPr>
-            <w:tcW w:type="pct" w:w="16%"/>
+            <w:tcW w:type="dxa" w:w="1561"/>
             <w:tcMar>
               <w:top w:type="dxa" w:w="30"/>
               <w:left w:type="dxa" w:w="70"/>
@@ -4806,7 +4810,7 @@
         </w:tc>
         <w:tc>
           <w:tcPr>
-            <w:tcW w:type="pct" w:w="36%"/>
+            <w:tcW w:type="dxa" w:w="3512"/>
             <w:tcMar>
               <w:top w:type="dxa" w:w="30"/>
               <w:left w:type="dxa" w:w="70"/>
@@ -4832,7 +4836,7 @@
         </w:tc>
         <w:tc>
           <w:tcPr>
-            <w:tcW w:type="pct" w:w="16%"/>
+            <w:tcW w:type="dxa" w:w="1561"/>
             <w:tcMar>
               <w:top w:type="dxa" w:w="30"/>
               <w:left w:type="dxa" w:w="70"/>
@@ -4858,7 +4862,7 @@
         </w:tc>
         <w:tc>
           <w:tcPr>
-            <w:tcW w:type="pct" w:w="16%"/>
+            <w:tcW w:type="dxa" w:w="1561"/>
             <w:tcMar>
               <w:top w:type="dxa" w:w="30"/>
               <w:left w:type="dxa" w:w="70"/>
@@ -4884,7 +4888,7 @@
         </w:tc>
         <w:tc>
           <w:tcPr>
-            <w:tcW w:type="pct" w:w="16%"/>
+            <w:tcW w:type="dxa" w:w="1561"/>
             <w:tcMar>
               <w:top w:type="dxa" w:w="30"/>
               <w:left w:type="dxa" w:w="70"/>
@@ -4915,7 +4919,7 @@
         </w:trPr>
         <w:tc>
           <w:tcPr>
-            <w:tcW w:type="pct" w:w="16%"/>
+            <w:tcW w:type="dxa" w:w="1561"/>
             <w:tcMar>
               <w:top w:type="dxa" w:w="30"/>
               <w:left w:type="dxa" w:w="70"/>
@@ -4941,7 +4945,7 @@
         </w:tc>
         <w:tc>
           <w:tcPr>
-            <w:tcW w:type="pct" w:w="36%"/>
+            <w:tcW w:type="dxa" w:w="3512"/>
             <w:tcMar>
               <w:top w:type="dxa" w:w="30"/>
               <w:left w:type="dxa" w:w="70"/>
@@ -4967,7 +4971,7 @@
         </w:tc>
         <w:tc>
           <w:tcPr>
-            <w:tcW w:type="pct" w:w="16%"/>
+            <w:tcW w:type="dxa" w:w="1561"/>
             <w:tcMar>
               <w:top w:type="dxa" w:w="30"/>
               <w:left w:type="dxa" w:w="70"/>
@@ -4993,7 +4997,7 @@
         </w:tc>
         <w:tc>
           <w:tcPr>
-            <w:tcW w:type="pct" w:w="16%"/>
+            <w:tcW w:type="dxa" w:w="1561"/>
             <w:tcMar>
               <w:top w:type="dxa" w:w="30"/>
               <w:left w:type="dxa" w:w="70"/>
@@ -5019,7 +5023,7 @@
         </w:tc>
         <w:tc>
           <w:tcPr>
-            <w:tcW w:type="pct" w:w="16%"/>
+            <w:tcW w:type="dxa" w:w="1561"/>
             <w:tcMar>
               <w:top w:type="dxa" w:w="30"/>
               <w:left w:type="dxa" w:w="70"/>
@@ -5050,7 +5054,7 @@
         </w:trPr>
         <w:tc>
           <w:tcPr>
-            <w:tcW w:type="pct" w:w="16%"/>
+            <w:tcW w:type="dxa" w:w="1561"/>
             <w:shd w:fill="F2F5F7" w:color="auto" w:val="clear"/>
             <w:tcMar>
               <w:top w:type="dxa" w:w="30"/>
@@ -5077,7 +5081,7 @@
         </w:tc>
         <w:tc>
           <w:tcPr>
-            <w:tcW w:type="pct" w:w="36%"/>
+            <w:tcW w:type="dxa" w:w="3512"/>
             <w:shd w:fill="F2F5F7" w:color="auto" w:val="clear"/>
             <w:tcMar>
               <w:top w:type="dxa" w:w="30"/>
@@ -5104,7 +5108,7 @@
         </w:tc>
         <w:tc>
           <w:tcPr>
-            <w:tcW w:type="pct" w:w="16%"/>
+            <w:tcW w:type="dxa" w:w="1561"/>
             <w:shd w:fill="F2F5F7" w:color="auto" w:val="clear"/>
             <w:tcMar>
               <w:top w:type="dxa" w:w="30"/>
@@ -5121,7 +5125,7 @@
         </w:tc>
         <w:tc>
           <w:tcPr>
-            <w:tcW w:type="pct" w:w="16%"/>
+            <w:tcW w:type="dxa" w:w="1561"/>
             <w:shd w:fill="F2F5F7" w:color="auto" w:val="clear"/>
             <w:tcMar>
               <w:top w:type="dxa" w:w="30"/>
@@ -5138,7 +5142,7 @@
         </w:tc>
         <w:tc>
           <w:tcPr>
-            <w:tcW w:type="pct" w:w="16%"/>
+            <w:tcW w:type="dxa" w:w="1561"/>
             <w:shd w:fill="F2F5F7" w:color="auto" w:val="clear"/>
             <w:tcMar>
               <w:top w:type="dxa" w:w="30"/>
@@ -5263,13 +5267,14 @@
           <w:insideH w:val="single" w:color="auto" w:sz="4"/>
           <w:insideV w:val="single" w:color="auto" w:sz="4"/>
         </w:tblBorders>
+        <w:tblLayout w:type="fixed"/>
       </w:tblPr>
       <w:tblGrid>
-        <w:gridCol w:w="100"/>
-        <w:gridCol w:w="100"/>
-        <w:gridCol w:w="100"/>
-        <w:gridCol w:w="100"/>
-        <w:gridCol w:w="100"/>
+        <w:gridCol w:w="1561"/>
+        <w:gridCol w:w="3512"/>
+        <w:gridCol w:w="1561"/>
+        <w:gridCol w:w="1561"/>
+        <w:gridCol w:w="1561"/>
       </w:tblGrid>
       <w:tr>
         <w:trPr>
@@ -5277,7 +5282,7 @@
         </w:trPr>
         <w:tc>
           <w:tcPr>
-            <w:tcW w:type="pct" w:w="16%"/>
+            <w:tcW w:type="dxa" w:w="1561"/>
             <w:shd w:fill="E7EDF1" w:color="auto" w:val="clear"/>
             <w:tcMar>
               <w:top w:type="dxa" w:w="30"/>
@@ -5304,7 +5309,7 @@
         </w:tc>
         <w:tc>
           <w:tcPr>
-            <w:tcW w:type="pct" w:w="36%"/>
+            <w:tcW w:type="dxa" w:w="3512"/>
             <w:shd w:fill="E7EDF1" w:color="auto" w:val="clear"/>
             <w:tcMar>
               <w:top w:type="dxa" w:w="30"/>
@@ -5331,7 +5336,7 @@
         </w:tc>
         <w:tc>
           <w:tcPr>
-            <w:tcW w:type="pct" w:w="16%"/>
+            <w:tcW w:type="dxa" w:w="1561"/>
             <w:shd w:fill="E7EDF1" w:color="auto" w:val="clear"/>
             <w:tcMar>
               <w:top w:type="dxa" w:w="30"/>
@@ -5358,7 +5363,7 @@
         </w:tc>
         <w:tc>
           <w:tcPr>
-            <w:tcW w:type="pct" w:w="16%"/>
+            <w:tcW w:type="dxa" w:w="1561"/>
             <w:shd w:fill="E7EDF1" w:color="auto" w:val="clear"/>
             <w:tcMar>
               <w:top w:type="dxa" w:w="30"/>
@@ -5385,7 +5390,7 @@
         </w:tc>
         <w:tc>
           <w:tcPr>
-            <w:tcW w:type="pct" w:w="16%"/>
+            <w:tcW w:type="dxa" w:w="1561"/>
             <w:shd w:fill="E7EDF1" w:color="auto" w:val="clear"/>
             <w:tcMar>
               <w:top w:type="dxa" w:w="30"/>
@@ -5417,7 +5422,7 @@
         </w:trPr>
         <w:tc>
           <w:tcPr>
-            <w:tcW w:type="pct" w:w="16%"/>
+            <w:tcW w:type="dxa" w:w="1561"/>
             <w:tcMar>
               <w:top w:type="dxa" w:w="30"/>
               <w:left w:type="dxa" w:w="70"/>
@@ -5443,7 +5448,7 @@
         </w:tc>
         <w:tc>
           <w:tcPr>
-            <w:tcW w:type="pct" w:w="36%"/>
+            <w:tcW w:type="dxa" w:w="3512"/>
             <w:tcMar>
               <w:top w:type="dxa" w:w="30"/>
               <w:left w:type="dxa" w:w="70"/>
@@ -5469,7 +5474,7 @@
         </w:tc>
         <w:tc>
           <w:tcPr>
-            <w:tcW w:type="pct" w:w="16%"/>
+            <w:tcW w:type="dxa" w:w="1561"/>
             <w:tcMar>
               <w:top w:type="dxa" w:w="30"/>
               <w:left w:type="dxa" w:w="70"/>
@@ -5495,7 +5500,7 @@
         </w:tc>
         <w:tc>
           <w:tcPr>
-            <w:tcW w:type="pct" w:w="16%"/>
+            <w:tcW w:type="dxa" w:w="1561"/>
             <w:tcMar>
               <w:top w:type="dxa" w:w="30"/>
               <w:left w:type="dxa" w:w="70"/>
@@ -5521,7 +5526,7 @@
         </w:tc>
         <w:tc>
           <w:tcPr>
-            <w:tcW w:type="pct" w:w="16%"/>
+            <w:tcW w:type="dxa" w:w="1561"/>
             <w:tcMar>
               <w:top w:type="dxa" w:w="30"/>
               <w:left w:type="dxa" w:w="70"/>
@@ -5552,7 +5557,7 @@
         </w:trPr>
         <w:tc>
           <w:tcPr>
-            <w:tcW w:type="pct" w:w="16%"/>
+            <w:tcW w:type="dxa" w:w="1561"/>
             <w:tcMar>
               <w:top w:type="dxa" w:w="30"/>
               <w:left w:type="dxa" w:w="70"/>
@@ -5578,7 +5583,7 @@
         </w:tc>
         <w:tc>
           <w:tcPr>
-            <w:tcW w:type="pct" w:w="36%"/>
+            <w:tcW w:type="dxa" w:w="3512"/>
             <w:tcMar>
               <w:top w:type="dxa" w:w="30"/>
               <w:left w:type="dxa" w:w="70"/>
@@ -5604,7 +5609,7 @@
         </w:tc>
         <w:tc>
           <w:tcPr>
-            <w:tcW w:type="pct" w:w="16%"/>
+            <w:tcW w:type="dxa" w:w="1561"/>
             <w:tcMar>
               <w:top w:type="dxa" w:w="30"/>
               <w:left w:type="dxa" w:w="70"/>
@@ -5630,7 +5635,7 @@
         </w:tc>
         <w:tc>
           <w:tcPr>
-            <w:tcW w:type="pct" w:w="16%"/>
+            <w:tcW w:type="dxa" w:w="1561"/>
             <w:tcMar>
               <w:top w:type="dxa" w:w="30"/>
               <w:left w:type="dxa" w:w="70"/>
@@ -5656,7 +5661,7 @@
         </w:tc>
         <w:tc>
           <w:tcPr>
-            <w:tcW w:type="pct" w:w="16%"/>
+            <w:tcW w:type="dxa" w:w="1561"/>
             <w:tcMar>
               <w:top w:type="dxa" w:w="30"/>
               <w:left w:type="dxa" w:w="70"/>
@@ -5687,7 +5692,7 @@
         </w:trPr>
         <w:tc>
           <w:tcPr>
-            <w:tcW w:type="pct" w:w="16%"/>
+            <w:tcW w:type="dxa" w:w="1561"/>
             <w:tcMar>
               <w:top w:type="dxa" w:w="30"/>
               <w:left w:type="dxa" w:w="70"/>
@@ -5713,7 +5718,7 @@
         </w:tc>
         <w:tc>
           <w:tcPr>
-            <w:tcW w:type="pct" w:w="36%"/>
+            <w:tcW w:type="dxa" w:w="3512"/>
             <w:tcMar>
               <w:top w:type="dxa" w:w="30"/>
               <w:left w:type="dxa" w:w="70"/>
@@ -5739,7 +5744,7 @@
         </w:tc>
         <w:tc>
           <w:tcPr>
-            <w:tcW w:type="pct" w:w="16%"/>
+            <w:tcW w:type="dxa" w:w="1561"/>
             <w:tcMar>
               <w:top w:type="dxa" w:w="30"/>
               <w:left w:type="dxa" w:w="70"/>
@@ -5765,7 +5770,7 @@
         </w:tc>
         <w:tc>
           <w:tcPr>
-            <w:tcW w:type="pct" w:w="16%"/>
+            <w:tcW w:type="dxa" w:w="1561"/>
             <w:tcMar>
               <w:top w:type="dxa" w:w="30"/>
               <w:left w:type="dxa" w:w="70"/>
@@ -5791,7 +5796,7 @@
         </w:tc>
         <w:tc>
           <w:tcPr>
-            <w:tcW w:type="pct" w:w="16%"/>
+            <w:tcW w:type="dxa" w:w="1561"/>
             <w:tcMar>
               <w:top w:type="dxa" w:w="30"/>
               <w:left w:type="dxa" w:w="70"/>
@@ -5822,7 +5827,7 @@
         </w:trPr>
         <w:tc>
           <w:tcPr>
-            <w:tcW w:type="pct" w:w="16%"/>
+            <w:tcW w:type="dxa" w:w="1561"/>
             <w:tcMar>
               <w:top w:type="dxa" w:w="30"/>
               <w:left w:type="dxa" w:w="70"/>
@@ -5848,7 +5853,7 @@
         </w:tc>
         <w:tc>
           <w:tcPr>
-            <w:tcW w:type="pct" w:w="36%"/>
+            <w:tcW w:type="dxa" w:w="3512"/>
             <w:tcMar>
               <w:top w:type="dxa" w:w="30"/>
               <w:left w:type="dxa" w:w="70"/>
@@ -5874,7 +5879,7 @@
         </w:tc>
         <w:tc>
           <w:tcPr>
-            <w:tcW w:type="pct" w:w="16%"/>
+            <w:tcW w:type="dxa" w:w="1561"/>
             <w:tcMar>
               <w:top w:type="dxa" w:w="30"/>
               <w:left w:type="dxa" w:w="70"/>
@@ -5900,7 +5905,7 @@
         </w:tc>
         <w:tc>
           <w:tcPr>
-            <w:tcW w:type="pct" w:w="16%"/>
+            <w:tcW w:type="dxa" w:w="1561"/>
             <w:tcMar>
               <w:top w:type="dxa" w:w="30"/>
               <w:left w:type="dxa" w:w="70"/>
@@ -5926,7 +5931,7 @@
         </w:tc>
         <w:tc>
           <w:tcPr>
-            <w:tcW w:type="pct" w:w="16%"/>
+            <w:tcW w:type="dxa" w:w="1561"/>
             <w:tcMar>
               <w:top w:type="dxa" w:w="30"/>
               <w:left w:type="dxa" w:w="70"/>
@@ -5957,7 +5962,7 @@
         </w:trPr>
         <w:tc>
           <w:tcPr>
-            <w:tcW w:type="pct" w:w="16%"/>
+            <w:tcW w:type="dxa" w:w="1561"/>
             <w:tcMar>
               <w:top w:type="dxa" w:w="30"/>
               <w:left w:type="dxa" w:w="70"/>
@@ -5983,7 +5988,7 @@
         </w:tc>
         <w:tc>
           <w:tcPr>
-            <w:tcW w:type="pct" w:w="36%"/>
+            <w:tcW w:type="dxa" w:w="3512"/>
             <w:tcMar>
               <w:top w:type="dxa" w:w="30"/>
               <w:left w:type="dxa" w:w="70"/>
@@ -6009,7 +6014,7 @@
         </w:tc>
         <w:tc>
           <w:tcPr>
-            <w:tcW w:type="pct" w:w="16%"/>
+            <w:tcW w:type="dxa" w:w="1561"/>
             <w:tcMar>
               <w:top w:type="dxa" w:w="30"/>
               <w:left w:type="dxa" w:w="70"/>
@@ -6035,7 +6040,7 @@
         </w:tc>
         <w:tc>
           <w:tcPr>
-            <w:tcW w:type="pct" w:w="16%"/>
+            <w:tcW w:type="dxa" w:w="1561"/>
             <w:tcMar>
               <w:top w:type="dxa" w:w="30"/>
               <w:left w:type="dxa" w:w="70"/>
@@ -6061,7 +6066,7 @@
         </w:tc>
         <w:tc>
           <w:tcPr>
-            <w:tcW w:type="pct" w:w="16%"/>
+            <w:tcW w:type="dxa" w:w="1561"/>
             <w:tcMar>
               <w:top w:type="dxa" w:w="30"/>
               <w:left w:type="dxa" w:w="70"/>
@@ -6092,7 +6097,7 @@
         </w:trPr>
         <w:tc>
           <w:tcPr>
-            <w:tcW w:type="pct" w:w="16%"/>
+            <w:tcW w:type="dxa" w:w="1561"/>
             <w:tcMar>
               <w:top w:type="dxa" w:w="30"/>
               <w:left w:type="dxa" w:w="70"/>
@@ -6118,7 +6123,7 @@
         </w:tc>
         <w:tc>
           <w:tcPr>
-            <w:tcW w:type="pct" w:w="36%"/>
+            <w:tcW w:type="dxa" w:w="3512"/>
             <w:tcMar>
               <w:top w:type="dxa" w:w="30"/>
               <w:left w:type="dxa" w:w="70"/>
@@ -6144,7 +6149,7 @@
         </w:tc>
         <w:tc>
           <w:tcPr>
-            <w:tcW w:type="pct" w:w="16%"/>
+            <w:tcW w:type="dxa" w:w="1561"/>
             <w:tcMar>
               <w:top w:type="dxa" w:w="30"/>
               <w:left w:type="dxa" w:w="70"/>
@@ -6170,7 +6175,7 @@
         </w:tc>
         <w:tc>
           <w:tcPr>
-            <w:tcW w:type="pct" w:w="16%"/>
+            <w:tcW w:type="dxa" w:w="1561"/>
             <w:tcMar>
               <w:top w:type="dxa" w:w="30"/>
               <w:left w:type="dxa" w:w="70"/>
@@ -6196,7 +6201,7 @@
         </w:tc>
         <w:tc>
           <w:tcPr>
-            <w:tcW w:type="pct" w:w="16%"/>
+            <w:tcW w:type="dxa" w:w="1561"/>
             <w:tcMar>
               <w:top w:type="dxa" w:w="30"/>
               <w:left w:type="dxa" w:w="70"/>
@@ -6227,7 +6232,7 @@
         </w:trPr>
         <w:tc>
           <w:tcPr>
-            <w:tcW w:type="pct" w:w="16%"/>
+            <w:tcW w:type="dxa" w:w="1561"/>
             <w:shd w:fill="F2F5F7" w:color="auto" w:val="clear"/>
             <w:tcMar>
               <w:top w:type="dxa" w:w="30"/>
@@ -6254,7 +6259,7 @@
         </w:tc>
         <w:tc>
           <w:tcPr>
-            <w:tcW w:type="pct" w:w="36%"/>
+            <w:tcW w:type="dxa" w:w="3512"/>
             <w:shd w:fill="F2F5F7" w:color="auto" w:val="clear"/>
             <w:tcMar>
               <w:top w:type="dxa" w:w="30"/>
@@ -6281,7 +6286,7 @@
         </w:tc>
         <w:tc>
           <w:tcPr>
-            <w:tcW w:type="pct" w:w="16%"/>
+            <w:tcW w:type="dxa" w:w="1561"/>
             <w:shd w:fill="F2F5F7" w:color="auto" w:val="clear"/>
             <w:tcMar>
               <w:top w:type="dxa" w:w="30"/>
@@ -6298,7 +6303,7 @@
         </w:tc>
         <w:tc>
           <w:tcPr>
-            <w:tcW w:type="pct" w:w="16%"/>
+            <w:tcW w:type="dxa" w:w="1561"/>
             <w:shd w:fill="F2F5F7" w:color="auto" w:val="clear"/>
             <w:tcMar>
               <w:top w:type="dxa" w:w="30"/>
@@ -6315,7 +6320,7 @@
         </w:tc>
         <w:tc>
           <w:tcPr>
-            <w:tcW w:type="pct" w:w="16%"/>
+            <w:tcW w:type="dxa" w:w="1561"/>
             <w:shd w:fill="F2F5F7" w:color="auto" w:val="clear"/>
             <w:tcMar>
               <w:top w:type="dxa" w:w="30"/>
@@ -6440,13 +6445,14 @@
           <w:insideH w:val="single" w:color="auto" w:sz="4"/>
           <w:insideV w:val="single" w:color="auto" w:sz="4"/>
         </w:tblBorders>
+        <w:tblLayout w:type="fixed"/>
       </w:tblPr>
       <w:tblGrid>
-        <w:gridCol w:w="100"/>
-        <w:gridCol w:w="100"/>
-        <w:gridCol w:w="100"/>
-        <w:gridCol w:w="100"/>
-        <w:gridCol w:w="100"/>
+        <w:gridCol w:w="1561"/>
+        <w:gridCol w:w="3512"/>
+        <w:gridCol w:w="1561"/>
+        <w:gridCol w:w="1561"/>
+        <w:gridCol w:w="1561"/>
       </w:tblGrid>
       <w:tr>
         <w:trPr>
@@ -6454,7 +6460,7 @@
         </w:trPr>
         <w:tc>
           <w:tcPr>
-            <w:tcW w:type="pct" w:w="16%"/>
+            <w:tcW w:type="dxa" w:w="1561"/>
             <w:shd w:fill="E7EDF1" w:color="auto" w:val="clear"/>
             <w:tcMar>
               <w:top w:type="dxa" w:w="30"/>
@@ -6481,7 +6487,7 @@
         </w:tc>
         <w:tc>
           <w:tcPr>
-            <w:tcW w:type="pct" w:w="36%"/>
+            <w:tcW w:type="dxa" w:w="3512"/>
             <w:shd w:fill="E7EDF1" w:color="auto" w:val="clear"/>
             <w:tcMar>
               <w:top w:type="dxa" w:w="30"/>
@@ -6508,7 +6514,7 @@
         </w:tc>
         <w:tc>
           <w:tcPr>
-            <w:tcW w:type="pct" w:w="16%"/>
+            <w:tcW w:type="dxa" w:w="1561"/>
             <w:shd w:fill="E7EDF1" w:color="auto" w:val="clear"/>
             <w:tcMar>
               <w:top w:type="dxa" w:w="30"/>
@@ -6535,7 +6541,7 @@
         </w:tc>
         <w:tc>
           <w:tcPr>
-            <w:tcW w:type="pct" w:w="16%"/>
+            <w:tcW w:type="dxa" w:w="1561"/>
             <w:shd w:fill="E7EDF1" w:color="auto" w:val="clear"/>
             <w:tcMar>
               <w:top w:type="dxa" w:w="30"/>
@@ -6562,7 +6568,7 @@
         </w:tc>
         <w:tc>
           <w:tcPr>
-            <w:tcW w:type="pct" w:w="16%"/>
+            <w:tcW w:type="dxa" w:w="1561"/>
             <w:shd w:fill="E7EDF1" w:color="auto" w:val="clear"/>
             <w:tcMar>
               <w:top w:type="dxa" w:w="30"/>
@@ -6594,7 +6600,7 @@
         </w:trPr>
         <w:tc>
           <w:tcPr>
-            <w:tcW w:type="pct" w:w="16%"/>
+            <w:tcW w:type="dxa" w:w="1561"/>
             <w:tcMar>
               <w:top w:type="dxa" w:w="30"/>
               <w:left w:type="dxa" w:w="70"/>
@@ -6620,7 +6626,7 @@
         </w:tc>
         <w:tc>
           <w:tcPr>
-            <w:tcW w:type="pct" w:w="36%"/>
+            <w:tcW w:type="dxa" w:w="3512"/>
             <w:tcMar>
               <w:top w:type="dxa" w:w="30"/>
               <w:left w:type="dxa" w:w="70"/>
@@ -6646,7 +6652,7 @@
         </w:tc>
         <w:tc>
           <w:tcPr>
-            <w:tcW w:type="pct" w:w="16%"/>
+            <w:tcW w:type="dxa" w:w="1561"/>
             <w:tcMar>
               <w:top w:type="dxa" w:w="30"/>
               <w:left w:type="dxa" w:w="70"/>
@@ -6672,7 +6678,7 @@
         </w:tc>
         <w:tc>
           <w:tcPr>
-            <w:tcW w:type="pct" w:w="16%"/>
+            <w:tcW w:type="dxa" w:w="1561"/>
             <w:tcMar>
               <w:top w:type="dxa" w:w="30"/>
               <w:left w:type="dxa" w:w="70"/>
@@ -6698,7 +6704,7 @@
         </w:tc>
         <w:tc>
           <w:tcPr>
-            <w:tcW w:type="pct" w:w="16%"/>
+            <w:tcW w:type="dxa" w:w="1561"/>
             <w:tcMar>
               <w:top w:type="dxa" w:w="30"/>
               <w:left w:type="dxa" w:w="70"/>
@@ -6729,7 +6735,7 @@
         </w:trPr>
         <w:tc>
           <w:tcPr>
-            <w:tcW w:type="pct" w:w="16%"/>
+            <w:tcW w:type="dxa" w:w="1561"/>
             <w:tcMar>
               <w:top w:type="dxa" w:w="30"/>
               <w:left w:type="dxa" w:w="70"/>
@@ -6755,7 +6761,7 @@
         </w:tc>
         <w:tc>
           <w:tcPr>
-            <w:tcW w:type="pct" w:w="36%"/>
+            <w:tcW w:type="dxa" w:w="3512"/>
             <w:tcMar>
               <w:top w:type="dxa" w:w="30"/>
               <w:left w:type="dxa" w:w="70"/>
@@ -6781,7 +6787,7 @@
         </w:tc>
         <w:tc>
           <w:tcPr>
-            <w:tcW w:type="pct" w:w="16%"/>
+            <w:tcW w:type="dxa" w:w="1561"/>
             <w:tcMar>
               <w:top w:type="dxa" w:w="30"/>
               <w:left w:type="dxa" w:w="70"/>
@@ -6807,7 +6813,7 @@
         </w:tc>
         <w:tc>
           <w:tcPr>
-            <w:tcW w:type="pct" w:w="16%"/>
+            <w:tcW w:type="dxa" w:w="1561"/>
             <w:tcMar>
               <w:top w:type="dxa" w:w="30"/>
               <w:left w:type="dxa" w:w="70"/>
@@ -6833,7 +6839,7 @@
         </w:tc>
         <w:tc>
           <w:tcPr>
-            <w:tcW w:type="pct" w:w="16%"/>
+            <w:tcW w:type="dxa" w:w="1561"/>
             <w:tcMar>
               <w:top w:type="dxa" w:w="30"/>
               <w:left w:type="dxa" w:w="70"/>
@@ -6864,7 +6870,7 @@
         </w:trPr>
         <w:tc>
           <w:tcPr>
-            <w:tcW w:type="pct" w:w="16%"/>
+            <w:tcW w:type="dxa" w:w="1561"/>
             <w:tcMar>
               <w:top w:type="dxa" w:w="30"/>
               <w:left w:type="dxa" w:w="70"/>
@@ -6890,7 +6896,7 @@
         </w:tc>
         <w:tc>
           <w:tcPr>
-            <w:tcW w:type="pct" w:w="36%"/>
+            <w:tcW w:type="dxa" w:w="3512"/>
             <w:tcMar>
               <w:top w:type="dxa" w:w="30"/>
               <w:left w:type="dxa" w:w="70"/>
@@ -6916,7 +6922,7 @@
         </w:tc>
         <w:tc>
           <w:tcPr>
-            <w:tcW w:type="pct" w:w="16%"/>
+            <w:tcW w:type="dxa" w:w="1561"/>
             <w:tcMar>
               <w:top w:type="dxa" w:w="30"/>
               <w:left w:type="dxa" w:w="70"/>
@@ -6942,7 +6948,7 @@
         </w:tc>
         <w:tc>
           <w:tcPr>
-            <w:tcW w:type="pct" w:w="16%"/>
+            <w:tcW w:type="dxa" w:w="1561"/>
             <w:tcMar>
               <w:top w:type="dxa" w:w="30"/>
               <w:left w:type="dxa" w:w="70"/>
@@ -6968,7 +6974,7 @@
         </w:tc>
         <w:tc>
           <w:tcPr>
-            <w:tcW w:type="pct" w:w="16%"/>
+            <w:tcW w:type="dxa" w:w="1561"/>
             <w:tcMar>
               <w:top w:type="dxa" w:w="30"/>
               <w:left w:type="dxa" w:w="70"/>
@@ -6999,7 +7005,7 @@
         </w:trPr>
         <w:tc>
           <w:tcPr>
-            <w:tcW w:type="pct" w:w="16%"/>
+            <w:tcW w:type="dxa" w:w="1561"/>
             <w:shd w:fill="F2F5F7" w:color="auto" w:val="clear"/>
             <w:tcMar>
               <w:top w:type="dxa" w:w="30"/>
@@ -7026,7 +7032,7 @@
         </w:tc>
         <w:tc>
           <w:tcPr>
-            <w:tcW w:type="pct" w:w="36%"/>
+            <w:tcW w:type="dxa" w:w="3512"/>
             <w:shd w:fill="F2F5F7" w:color="auto" w:val="clear"/>
             <w:tcMar>
               <w:top w:type="dxa" w:w="30"/>
@@ -7053,7 +7059,7 @@
         </w:tc>
         <w:tc>
           <w:tcPr>
-            <w:tcW w:type="pct" w:w="16%"/>
+            <w:tcW w:type="dxa" w:w="1561"/>
             <w:shd w:fill="F2F5F7" w:color="auto" w:val="clear"/>
             <w:tcMar>
               <w:top w:type="dxa" w:w="30"/>
@@ -7070,7 +7076,7 @@
         </w:tc>
         <w:tc>
           <w:tcPr>
-            <w:tcW w:type="pct" w:w="16%"/>
+            <w:tcW w:type="dxa" w:w="1561"/>
             <w:shd w:fill="F2F5F7" w:color="auto" w:val="clear"/>
             <w:tcMar>
               <w:top w:type="dxa" w:w="30"/>
@@ -7087,7 +7093,7 @@
         </w:tc>
         <w:tc>
           <w:tcPr>
-            <w:tcW w:type="pct" w:w="16%"/>
+            <w:tcW w:type="dxa" w:w="1561"/>
             <w:shd w:fill="F2F5F7" w:color="auto" w:val="clear"/>
             <w:tcMar>
               <w:top w:type="dxa" w:w="30"/>
@@ -7213,13 +7219,14 @@
           <w:insideH w:val="single" w:color="auto" w:sz="4"/>
           <w:insideV w:val="single" w:color="auto" w:sz="4"/>
         </w:tblBorders>
+        <w:tblLayout w:type="fixed"/>
       </w:tblPr>
       <w:tblGrid>
-        <w:gridCol w:w="100"/>
-        <w:gridCol w:w="100"/>
-        <w:gridCol w:w="100"/>
-        <w:gridCol w:w="100"/>
-        <w:gridCol w:w="100"/>
+        <w:gridCol w:w="1561"/>
+        <w:gridCol w:w="3512"/>
+        <w:gridCol w:w="1561"/>
+        <w:gridCol w:w="1561"/>
+        <w:gridCol w:w="1561"/>
       </w:tblGrid>
       <w:tr>
         <w:trPr>
@@ -7227,7 +7234,7 @@
         </w:trPr>
         <w:tc>
           <w:tcPr>
-            <w:tcW w:type="pct" w:w="16%"/>
+            <w:tcW w:type="dxa" w:w="1561"/>
             <w:shd w:fill="E7EDF1" w:color="auto" w:val="clear"/>
             <w:tcMar>
               <w:top w:type="dxa" w:w="30"/>
@@ -7254,7 +7261,7 @@
         </w:tc>
         <w:tc>
           <w:tcPr>
-            <w:tcW w:type="pct" w:w="36%"/>
+            <w:tcW w:type="dxa" w:w="3512"/>
             <w:shd w:fill="E7EDF1" w:color="auto" w:val="clear"/>
             <w:tcMar>
               <w:top w:type="dxa" w:w="30"/>
@@ -7281,7 +7288,7 @@
         </w:tc>
         <w:tc>
           <w:tcPr>
-            <w:tcW w:type="pct" w:w="16%"/>
+            <w:tcW w:type="dxa" w:w="1561"/>
             <w:shd w:fill="E7EDF1" w:color="auto" w:val="clear"/>
             <w:tcMar>
               <w:top w:type="dxa" w:w="30"/>
@@ -7308,7 +7315,7 @@
         </w:tc>
         <w:tc>
           <w:tcPr>
-            <w:tcW w:type="pct" w:w="16%"/>
+            <w:tcW w:type="dxa" w:w="1561"/>
             <w:shd w:fill="E7EDF1" w:color="auto" w:val="clear"/>
             <w:tcMar>
               <w:top w:type="dxa" w:w="30"/>
@@ -7335,7 +7342,7 @@
         </w:tc>
         <w:tc>
           <w:tcPr>
-            <w:tcW w:type="pct" w:w="16%"/>
+            <w:tcW w:type="dxa" w:w="1561"/>
             <w:shd w:fill="E7EDF1" w:color="auto" w:val="clear"/>
             <w:tcMar>
               <w:top w:type="dxa" w:w="30"/>
@@ -7367,7 +7374,7 @@
         </w:trPr>
         <w:tc>
           <w:tcPr>
-            <w:tcW w:type="pct" w:w="16%"/>
+            <w:tcW w:type="dxa" w:w="1561"/>
             <w:tcMar>
               <w:top w:type="dxa" w:w="30"/>
               <w:left w:type="dxa" w:w="70"/>
@@ -7393,7 +7400,7 @@
         </w:tc>
         <w:tc>
           <w:tcPr>
-            <w:tcW w:type="pct" w:w="36%"/>
+            <w:tcW w:type="dxa" w:w="3512"/>
             <w:tcMar>
               <w:top w:type="dxa" w:w="30"/>
               <w:left w:type="dxa" w:w="70"/>
@@ -7419,7 +7426,7 @@
         </w:tc>
         <w:tc>
           <w:tcPr>
-            <w:tcW w:type="pct" w:w="16%"/>
+            <w:tcW w:type="dxa" w:w="1561"/>
             <w:tcMar>
               <w:top w:type="dxa" w:w="30"/>
               <w:left w:type="dxa" w:w="70"/>
@@ -7445,7 +7452,7 @@
         </w:tc>
         <w:tc>
           <w:tcPr>
-            <w:tcW w:type="pct" w:w="16%"/>
+            <w:tcW w:type="dxa" w:w="1561"/>
             <w:tcMar>
               <w:top w:type="dxa" w:w="30"/>
               <w:left w:type="dxa" w:w="70"/>
@@ -7471,7 +7478,7 @@
         </w:tc>
         <w:tc>
           <w:tcPr>
-            <w:tcW w:type="pct" w:w="16%"/>
+            <w:tcW w:type="dxa" w:w="1561"/>
             <w:tcMar>
               <w:top w:type="dxa" w:w="30"/>
               <w:left w:type="dxa" w:w="70"/>
@@ -7502,7 +7509,7 @@
         </w:trPr>
         <w:tc>
           <w:tcPr>
-            <w:tcW w:type="pct" w:w="16%"/>
+            <w:tcW w:type="dxa" w:w="1561"/>
             <w:tcMar>
               <w:top w:type="dxa" w:w="30"/>
               <w:left w:type="dxa" w:w="70"/>
@@ -7528,7 +7535,7 @@
         </w:tc>
         <w:tc>
           <w:tcPr>
-            <w:tcW w:type="pct" w:w="36%"/>
+            <w:tcW w:type="dxa" w:w="3512"/>
             <w:tcMar>
               <w:top w:type="dxa" w:w="30"/>
               <w:left w:type="dxa" w:w="70"/>
@@ -7554,7 +7561,7 @@
         </w:tc>
         <w:tc>
           <w:tcPr>
-            <w:tcW w:type="pct" w:w="16%"/>
+            <w:tcW w:type="dxa" w:w="1561"/>
             <w:tcMar>
               <w:top w:type="dxa" w:w="30"/>
               <w:left w:type="dxa" w:w="70"/>
@@ -7580,7 +7587,7 @@
         </w:tc>
         <w:tc>
           <w:tcPr>
-            <w:tcW w:type="pct" w:w="16%"/>
+            <w:tcW w:type="dxa" w:w="1561"/>
             <w:tcMar>
               <w:top w:type="dxa" w:w="30"/>
               <w:left w:type="dxa" w:w="70"/>
@@ -7606,7 +7613,7 @@
         </w:tc>
         <w:tc>
           <w:tcPr>
-            <w:tcW w:type="pct" w:w="16%"/>
+            <w:tcW w:type="dxa" w:w="1561"/>
             <w:tcMar>
               <w:top w:type="dxa" w:w="30"/>
               <w:left w:type="dxa" w:w="70"/>
@@ -7637,7 +7644,7 @@
         </w:trPr>
         <w:tc>
           <w:tcPr>
-            <w:tcW w:type="pct" w:w="16%"/>
+            <w:tcW w:type="dxa" w:w="1561"/>
             <w:tcMar>
               <w:top w:type="dxa" w:w="30"/>
               <w:left w:type="dxa" w:w="70"/>
@@ -7663,7 +7670,7 @@
         </w:tc>
         <w:tc>
           <w:tcPr>
-            <w:tcW w:type="pct" w:w="36%"/>
+            <w:tcW w:type="dxa" w:w="3512"/>
             <w:tcMar>
               <w:top w:type="dxa" w:w="30"/>
               <w:left w:type="dxa" w:w="70"/>
@@ -7689,7 +7696,7 @@
         </w:tc>
         <w:tc>
           <w:tcPr>
-            <w:tcW w:type="pct" w:w="16%"/>
+            <w:tcW w:type="dxa" w:w="1561"/>
             <w:tcMar>
               <w:top w:type="dxa" w:w="30"/>
               <w:left w:type="dxa" w:w="70"/>
@@ -7715,7 +7722,7 @@
         </w:tc>
         <w:tc>
           <w:tcPr>
-            <w:tcW w:type="pct" w:w="16%"/>
+            <w:tcW w:type="dxa" w:w="1561"/>
             <w:tcMar>
               <w:top w:type="dxa" w:w="30"/>
               <w:left w:type="dxa" w:w="70"/>
@@ -7741,7 +7748,7 @@
         </w:tc>
         <w:tc>
           <w:tcPr>
-            <w:tcW w:type="pct" w:w="16%"/>
+            <w:tcW w:type="dxa" w:w="1561"/>
             <w:tcMar>
               <w:top w:type="dxa" w:w="30"/>
               <w:left w:type="dxa" w:w="70"/>
@@ -7772,7 +7779,7 @@
         </w:trPr>
         <w:tc>
           <w:tcPr>
-            <w:tcW w:type="pct" w:w="16%"/>
+            <w:tcW w:type="dxa" w:w="1561"/>
             <w:tcMar>
               <w:top w:type="dxa" w:w="30"/>
               <w:left w:type="dxa" w:w="70"/>
@@ -7798,7 +7805,7 @@
         </w:tc>
         <w:tc>
           <w:tcPr>
-            <w:tcW w:type="pct" w:w="36%"/>
+            <w:tcW w:type="dxa" w:w="3512"/>
             <w:tcMar>
               <w:top w:type="dxa" w:w="30"/>
               <w:left w:type="dxa" w:w="70"/>
@@ -7824,7 +7831,7 @@
         </w:tc>
         <w:tc>
           <w:tcPr>
-            <w:tcW w:type="pct" w:w="16%"/>
+            <w:tcW w:type="dxa" w:w="1561"/>
             <w:tcMar>
               <w:top w:type="dxa" w:w="30"/>
               <w:left w:type="dxa" w:w="70"/>
@@ -7850,7 +7857,7 @@
         </w:tc>
         <w:tc>
           <w:tcPr>
-            <w:tcW w:type="pct" w:w="16%"/>
+            <w:tcW w:type="dxa" w:w="1561"/>
             <w:tcMar>
               <w:top w:type="dxa" w:w="30"/>
               <w:left w:type="dxa" w:w="70"/>
@@ -7876,7 +7883,7 @@
         </w:tc>
         <w:tc>
           <w:tcPr>
-            <w:tcW w:type="pct" w:w="16%"/>
+            <w:tcW w:type="dxa" w:w="1561"/>
             <w:tcMar>
               <w:top w:type="dxa" w:w="30"/>
               <w:left w:type="dxa" w:w="70"/>
@@ -7907,7 +7914,7 @@
         </w:trPr>
         <w:tc>
           <w:tcPr>
-            <w:tcW w:type="pct" w:w="16%"/>
+            <w:tcW w:type="dxa" w:w="1561"/>
             <w:tcMar>
               <w:top w:type="dxa" w:w="30"/>
               <w:left w:type="dxa" w:w="70"/>
@@ -7933,7 +7940,7 @@
         </w:tc>
         <w:tc>
           <w:tcPr>
-            <w:tcW w:type="pct" w:w="36%"/>
+            <w:tcW w:type="dxa" w:w="3512"/>
             <w:tcMar>
               <w:top w:type="dxa" w:w="30"/>
               <w:left w:type="dxa" w:w="70"/>
@@ -7959,7 +7966,7 @@
         </w:tc>
         <w:tc>
           <w:tcPr>
-            <w:tcW w:type="pct" w:w="16%"/>
+            <w:tcW w:type="dxa" w:w="1561"/>
             <w:tcMar>
               <w:top w:type="dxa" w:w="30"/>
               <w:left w:type="dxa" w:w="70"/>
@@ -7985,7 +7992,7 @@
         </w:tc>
         <w:tc>
           <w:tcPr>
-            <w:tcW w:type="pct" w:w="16%"/>
+            <w:tcW w:type="dxa" w:w="1561"/>
             <w:tcMar>
               <w:top w:type="dxa" w:w="30"/>
               <w:left w:type="dxa" w:w="70"/>
@@ -8011,7 +8018,7 @@
         </w:tc>
         <w:tc>
           <w:tcPr>
-            <w:tcW w:type="pct" w:w="16%"/>
+            <w:tcW w:type="dxa" w:w="1561"/>
             <w:tcMar>
               <w:top w:type="dxa" w:w="30"/>
               <w:left w:type="dxa" w:w="70"/>
@@ -8042,7 +8049,7 @@
         </w:trPr>
         <w:tc>
           <w:tcPr>
-            <w:tcW w:type="pct" w:w="16%"/>
+            <w:tcW w:type="dxa" w:w="1561"/>
             <w:shd w:fill="F2F5F7" w:color="auto" w:val="clear"/>
             <w:tcMar>
               <w:top w:type="dxa" w:w="30"/>
@@ -8069,7 +8076,7 @@
         </w:tc>
         <w:tc>
           <w:tcPr>
-            <w:tcW w:type="pct" w:w="36%"/>
+            <w:tcW w:type="dxa" w:w="3512"/>
             <w:shd w:fill="F2F5F7" w:color="auto" w:val="clear"/>
             <w:tcMar>
               <w:top w:type="dxa" w:w="30"/>
@@ -8096,7 +8103,7 @@
         </w:tc>
         <w:tc>
           <w:tcPr>
-            <w:tcW w:type="pct" w:w="16%"/>
+            <w:tcW w:type="dxa" w:w="1561"/>
             <w:shd w:fill="F2F5F7" w:color="auto" w:val="clear"/>
             <w:tcMar>
               <w:top w:type="dxa" w:w="30"/>
@@ -8113,7 +8120,7 @@
         </w:tc>
         <w:tc>
           <w:tcPr>
-            <w:tcW w:type="pct" w:w="16%"/>
+            <w:tcW w:type="dxa" w:w="1561"/>
             <w:shd w:fill="F2F5F7" w:color="auto" w:val="clear"/>
             <w:tcMar>
               <w:top w:type="dxa" w:w="30"/>
@@ -8130,7 +8137,7 @@
         </w:tc>
         <w:tc>
           <w:tcPr>
-            <w:tcW w:type="pct" w:w="16%"/>
+            <w:tcW w:type="dxa" w:w="1561"/>
             <w:shd w:fill="F2F5F7" w:color="auto" w:val="clear"/>
             <w:tcMar>
               <w:top w:type="dxa" w:w="30"/>

--- a/exemplo/memoria-eletrodutos-residencia-unifamiliar-exemplo-r00.docx
+++ b/exemplo/memoria-eletrodutos-residencia-unifamiliar-exemplo-r00.docx
@@ -483,7 +483,7 @@
                 <w:szCs w:val="19"/>
                 <w:rFonts w:ascii="Calibri" w:cs="Calibri" w:eastAsia="Calibri" w:hAnsi="Calibri"/>
               </w:rPr>
-              <w:t xml:space="preserve">20/10/2026 — R00</w:t>
+              <w:t xml:space="preserve">26/10/2026 — R00</w:t>
             </w:r>
           </w:p>
         </w:tc>
@@ -525,7 +525,7 @@
           <w:szCs w:val="20"/>
           <w:rFonts w:ascii="Calibri" w:cs="Calibri" w:eastAsia="Calibri" w:hAnsi="Calibri"/>
         </w:rPr>
-        <w:t xml:space="preserve">Este documento apresenta o dimensionamento dos 5 trechos de eletroduto da obra acima identificada pela taxa máxima de ocupação de 6.2.11.1.6 da ABNT NBR 5410:2004, a partir dos condutores dimensionados na memória de cálculo dos circuitos e dos diâmetros externos de catálogo.</w:t>
+        <w:t xml:space="preserve">Este documento apresenta o dimensionamento dos 6 trechos de eletroduto da obra acima identificada pela taxa máxima de ocupação de 6.2.11.1.6 da ABNT NBR 5410:2004, a partir dos condutores dimensionados na memória de cálculo dos circuitos e dos diâmetros externos de catálogo.</w:t>
       </w:r>
     </w:p>
     <w:p>
@@ -1556,6 +1556,155 @@
                 <w:szCs w:val="17"/>
                 <w:rFonts w:ascii="Calibri" w:cs="Calibri" w:eastAsia="Calibri" w:hAnsi="Calibri"/>
               </w:rPr>
+              <w:t xml:space="preserve">13</w:t>
+            </w:r>
+          </w:p>
+        </w:tc>
+        <w:tc>
+          <w:tcPr>
+            <w:tcW w:type="dxa" w:w="1171"/>
+            <w:tcMar>
+              <w:top w:type="dxa" w:w="30"/>
+              <w:left w:type="dxa" w:w="70"/>
+              <w:bottom w:type="dxa" w:w="30"/>
+              <w:right w:type="dxa" w:w="70"/>
+            </w:tcMar>
+          </w:tcPr>
+          <w:p>
+            <w:pPr>
+              <w:jc w:val="left"/>
+            </w:pPr>
+            <w:r>
+              <w:rPr>
+                <w:sz w:val="17"/>
+                <w:szCs w:val="17"/>
+                <w:rFonts w:ascii="Calibri" w:cs="Calibri" w:eastAsia="Calibri" w:hAnsi="Calibri"/>
+              </w:rPr>
+              <w:t xml:space="preserve">3</w:t>
+            </w:r>
+          </w:p>
+        </w:tc>
+        <w:tc>
+          <w:tcPr>
+            <w:tcW w:type="dxa" w:w="1366"/>
+            <w:tcMar>
+              <w:top w:type="dxa" w:w="30"/>
+              <w:left w:type="dxa" w:w="70"/>
+              <w:bottom w:type="dxa" w:w="30"/>
+              <w:right w:type="dxa" w:w="70"/>
+            </w:tcMar>
+          </w:tcPr>
+          <w:p>
+            <w:pPr>
+              <w:jc w:val="right"/>
+            </w:pPr>
+            <w:r>
+              <w:rPr>
+                <w:sz w:val="17"/>
+                <w:szCs w:val="17"/>
+                <w:rFonts w:ascii="Calibri" w:cs="Calibri" w:eastAsia="Calibri" w:hAnsi="Calibri"/>
+              </w:rPr>
+              <w:t xml:space="preserve">33,7 %</w:t>
+            </w:r>
+          </w:p>
+        </w:tc>
+        <w:tc>
+          <w:tcPr>
+            <w:tcW w:type="dxa" w:w="2146"/>
+            <w:tcMar>
+              <w:top w:type="dxa" w:w="30"/>
+              <w:left w:type="dxa" w:w="70"/>
+              <w:bottom w:type="dxa" w:w="30"/>
+              <w:right w:type="dxa" w:w="70"/>
+            </w:tcMar>
+          </w:tcPr>
+          <w:p>
+            <w:pPr>
+              <w:jc w:val="left"/>
+            </w:pPr>
+            <w:r>
+              <w:rPr>
+                <w:sz w:val="17"/>
+                <w:szCs w:val="17"/>
+                <w:rFonts w:ascii="Calibri" w:cs="Calibri" w:eastAsia="Calibri" w:hAnsi="Calibri"/>
+              </w:rPr>
+              <w:t xml:space="preserve">DN 20 (1/2")</w:t>
+            </w:r>
+          </w:p>
+        </w:tc>
+        <w:tc>
+          <w:tcPr>
+            <w:tcW w:type="dxa" w:w="1171"/>
+            <w:tcMar>
+              <w:top w:type="dxa" w:w="30"/>
+              <w:left w:type="dxa" w:w="70"/>
+              <w:bottom w:type="dxa" w:w="30"/>
+              <w:right w:type="dxa" w:w="70"/>
+            </w:tcMar>
+          </w:tcPr>
+          <w:p>
+            <w:pPr>
+              <w:jc w:val="left"/>
+            </w:pPr>
+            <w:r>
+              <w:rPr>
+                <w:sz w:val="17"/>
+                <w:szCs w:val="17"/>
+                <w:rFonts w:ascii="Calibri" w:cs="Calibri" w:eastAsia="Calibri" w:hAnsi="Calibri"/>
+              </w:rPr>
+              <w:t xml:space="preserve">Atende</w:t>
+            </w:r>
+          </w:p>
+        </w:tc>
+      </w:tr>
+      <w:tr>
+        <w:trPr>
+          <w:cantSplit/>
+        </w:trPr>
+        <w:tc>
+          <w:tcPr>
+            <w:tcW w:type="dxa" w:w="1561"/>
+            <w:tcMar>
+              <w:top w:type="dxa" w:w="30"/>
+              <w:left w:type="dxa" w:w="70"/>
+              <w:bottom w:type="dxa" w:w="30"/>
+              <w:right w:type="dxa" w:w="70"/>
+            </w:tcMar>
+          </w:tcPr>
+          <w:p>
+            <w:pPr>
+              <w:jc w:val="left"/>
+            </w:pPr>
+            <w:r>
+              <w:rPr>
+                <w:sz w:val="17"/>
+                <w:szCs w:val="17"/>
+                <w:rFonts w:ascii="Calibri" w:cs="Calibri" w:eastAsia="Calibri" w:hAnsi="Calibri"/>
+              </w:rPr>
+              <w:t xml:space="preserve">Exclusivo</w:t>
+            </w:r>
+          </w:p>
+        </w:tc>
+        <w:tc>
+          <w:tcPr>
+            <w:tcW w:type="dxa" w:w="2341"/>
+            <w:tcMar>
+              <w:top w:type="dxa" w:w="30"/>
+              <w:left w:type="dxa" w:w="70"/>
+              <w:bottom w:type="dxa" w:w="30"/>
+              <w:right w:type="dxa" w:w="70"/>
+            </w:tcMar>
+          </w:tcPr>
+          <w:p>
+            <w:pPr>
+              <w:jc w:val="left"/>
+            </w:pPr>
+            <w:r>
+              <w:rPr>
+                <w:sz w:val="17"/>
+                <w:szCs w:val="17"/>
+                <w:rFonts w:ascii="Calibri" w:cs="Calibri" w:eastAsia="Calibri" w:hAnsi="Calibri"/>
+              </w:rPr>
               <w:t xml:space="preserve">AL-1</w:t>
             </w:r>
           </w:p>
@@ -7205,7 +7354,781 @@
           <w:szCs w:val="22"/>
           <w:rFonts w:ascii="Calibri" w:cs="Calibri" w:eastAsia="Calibri" w:hAnsi="Calibri"/>
         </w:rPr>
-        <w:t xml:space="preserve"> 4.6 Exclusivo — circuito AL-1</w:t>
+        <w:t xml:space="preserve"> 4.6 Exclusivo — circuito 13</w:t>
+      </w:r>
+    </w:p>
+    <w:tbl>
+      <w:tblPr>
+        <w:tblW w:type="pct" w:w="100%"/>
+        <w:tblBorders>
+          <w:top w:val="single" w:color="auto" w:sz="4"/>
+          <w:left w:val="single" w:color="auto" w:sz="4"/>
+          <w:bottom w:val="single" w:color="auto" w:sz="4"/>
+          <w:right w:val="single" w:color="auto" w:sz="4"/>
+          <w:insideH w:val="single" w:color="auto" w:sz="4"/>
+          <w:insideV w:val="single" w:color="auto" w:sz="4"/>
+        </w:tblBorders>
+        <w:tblLayout w:type="fixed"/>
+      </w:tblPr>
+      <w:tblGrid>
+        <w:gridCol w:w="1561"/>
+        <w:gridCol w:w="3512"/>
+        <w:gridCol w:w="1561"/>
+        <w:gridCol w:w="1561"/>
+        <w:gridCol w:w="1561"/>
+      </w:tblGrid>
+      <w:tr>
+        <w:trPr>
+          <w:tblHeader/>
+        </w:trPr>
+        <w:tc>
+          <w:tcPr>
+            <w:tcW w:type="dxa" w:w="1561"/>
+            <w:shd w:fill="E7EDF1" w:color="auto" w:val="clear"/>
+            <w:tcMar>
+              <w:top w:type="dxa" w:w="30"/>
+              <w:left w:type="dxa" w:w="70"/>
+              <w:bottom w:type="dxa" w:w="30"/>
+              <w:right w:type="dxa" w:w="70"/>
+            </w:tcMar>
+          </w:tcPr>
+          <w:p>
+            <w:pPr>
+              <w:jc w:val="left"/>
+            </w:pPr>
+            <w:r>
+              <w:rPr>
+                <w:b/>
+                <w:bCs/>
+                <w:sz w:val="15"/>
+                <w:szCs w:val="15"/>
+                <w:rFonts w:ascii="Calibri" w:cs="Calibri" w:eastAsia="Calibri" w:hAnsi="Calibri"/>
+              </w:rPr>
+              <w:t xml:space="preserve">Circuito</w:t>
+            </w:r>
+          </w:p>
+        </w:tc>
+        <w:tc>
+          <w:tcPr>
+            <w:tcW w:type="dxa" w:w="3512"/>
+            <w:shd w:fill="E7EDF1" w:color="auto" w:val="clear"/>
+            <w:tcMar>
+              <w:top w:type="dxa" w:w="30"/>
+              <w:left w:type="dxa" w:w="70"/>
+              <w:bottom w:type="dxa" w:w="30"/>
+              <w:right w:type="dxa" w:w="70"/>
+            </w:tcMar>
+          </w:tcPr>
+          <w:p>
+            <w:pPr>
+              <w:jc w:val="left"/>
+            </w:pPr>
+            <w:r>
+              <w:rPr>
+                <w:b/>
+                <w:bCs/>
+                <w:sz w:val="15"/>
+                <w:szCs w:val="15"/>
+                <w:rFonts w:ascii="Calibri" w:cs="Calibri" w:eastAsia="Calibri" w:hAnsi="Calibri"/>
+              </w:rPr>
+              <w:t xml:space="preserve">Condutor / cabo</w:t>
+            </w:r>
+          </w:p>
+        </w:tc>
+        <w:tc>
+          <w:tcPr>
+            <w:tcW w:type="dxa" w:w="1561"/>
+            <w:shd w:fill="E7EDF1" w:color="auto" w:val="clear"/>
+            <w:tcMar>
+              <w:top w:type="dxa" w:w="30"/>
+              <w:left w:type="dxa" w:w="70"/>
+              <w:bottom w:type="dxa" w:w="30"/>
+              <w:right w:type="dxa" w:w="70"/>
+            </w:tcMar>
+          </w:tcPr>
+          <w:p>
+            <w:pPr>
+              <w:jc w:val="right"/>
+            </w:pPr>
+            <w:r>
+              <w:rPr>
+                <w:b/>
+                <w:bCs/>
+                <w:sz w:val="15"/>
+                <w:szCs w:val="15"/>
+                <w:rFonts w:ascii="Calibri" w:cs="Calibri" w:eastAsia="Calibri" w:hAnsi="Calibri"/>
+              </w:rPr>
+              <w:t xml:space="preserve">Seção (mm²)</w:t>
+            </w:r>
+          </w:p>
+        </w:tc>
+        <w:tc>
+          <w:tcPr>
+            <w:tcW w:type="dxa" w:w="1561"/>
+            <w:shd w:fill="E7EDF1" w:color="auto" w:val="clear"/>
+            <w:tcMar>
+              <w:top w:type="dxa" w:w="30"/>
+              <w:left w:type="dxa" w:w="70"/>
+              <w:bottom w:type="dxa" w:w="30"/>
+              <w:right w:type="dxa" w:w="70"/>
+            </w:tcMar>
+          </w:tcPr>
+          <w:p>
+            <w:pPr>
+              <w:jc w:val="right"/>
+            </w:pPr>
+            <w:r>
+              <w:rPr>
+                <w:b/>
+                <w:bCs/>
+                <w:sz w:val="15"/>
+                <w:szCs w:val="15"/>
+                <w:rFonts w:ascii="Calibri" w:cs="Calibri" w:eastAsia="Calibri" w:hAnsi="Calibri"/>
+              </w:rPr>
+              <w:t xml:space="preserve">Ø externo (mm)</w:t>
+            </w:r>
+          </w:p>
+        </w:tc>
+        <w:tc>
+          <w:tcPr>
+            <w:tcW w:type="dxa" w:w="1561"/>
+            <w:shd w:fill="E7EDF1" w:color="auto" w:val="clear"/>
+            <w:tcMar>
+              <w:top w:type="dxa" w:w="30"/>
+              <w:left w:type="dxa" w:w="70"/>
+              <w:bottom w:type="dxa" w:w="30"/>
+              <w:right w:type="dxa" w:w="70"/>
+            </w:tcMar>
+          </w:tcPr>
+          <w:p>
+            <w:pPr>
+              <w:jc w:val="right"/>
+            </w:pPr>
+            <w:r>
+              <w:rPr>
+                <w:b/>
+                <w:bCs/>
+                <w:sz w:val="15"/>
+                <w:szCs w:val="15"/>
+                <w:rFonts w:ascii="Calibri" w:cs="Calibri" w:eastAsia="Calibri" w:hAnsi="Calibri"/>
+              </w:rPr>
+              <w:t xml:space="preserve">Área (mm²)</w:t>
+            </w:r>
+          </w:p>
+        </w:tc>
+      </w:tr>
+      <w:tr>
+        <w:trPr>
+          <w:cantSplit/>
+        </w:trPr>
+        <w:tc>
+          <w:tcPr>
+            <w:tcW w:type="dxa" w:w="1561"/>
+            <w:tcMar>
+              <w:top w:type="dxa" w:w="30"/>
+              <w:left w:type="dxa" w:w="70"/>
+              <w:bottom w:type="dxa" w:w="30"/>
+              <w:right w:type="dxa" w:w="70"/>
+            </w:tcMar>
+          </w:tcPr>
+          <w:p>
+            <w:pPr>
+              <w:jc w:val="left"/>
+            </w:pPr>
+            <w:r>
+              <w:rPr>
+                <w:b w:val="false"/>
+                <w:bCs w:val="false"/>
+                <w:sz w:val="15"/>
+                <w:szCs w:val="15"/>
+                <w:rFonts w:ascii="Calibri" w:cs="Calibri" w:eastAsia="Calibri" w:hAnsi="Calibri"/>
+              </w:rPr>
+              <w:t xml:space="preserve">13</w:t>
+            </w:r>
+          </w:p>
+        </w:tc>
+        <w:tc>
+          <w:tcPr>
+            <w:tcW w:type="dxa" w:w="3512"/>
+            <w:tcMar>
+              <w:top w:type="dxa" w:w="30"/>
+              <w:left w:type="dxa" w:w="70"/>
+              <w:bottom w:type="dxa" w:w="30"/>
+              <w:right w:type="dxa" w:w="70"/>
+            </w:tcMar>
+          </w:tcPr>
+          <w:p>
+            <w:pPr>
+              <w:jc w:val="left"/>
+            </w:pPr>
+            <w:r>
+              <w:rPr>
+                <w:b w:val="false"/>
+                <w:bCs w:val="false"/>
+                <w:sz w:val="15"/>
+                <w:szCs w:val="15"/>
+                <w:rFonts w:ascii="Calibri" w:cs="Calibri" w:eastAsia="Calibri" w:hAnsi="Calibri"/>
+              </w:rPr>
+              <w:t xml:space="preserve">Fase C</w:t>
+            </w:r>
+          </w:p>
+        </w:tc>
+        <w:tc>
+          <w:tcPr>
+            <w:tcW w:type="dxa" w:w="1561"/>
+            <w:tcMar>
+              <w:top w:type="dxa" w:w="30"/>
+              <w:left w:type="dxa" w:w="70"/>
+              <w:bottom w:type="dxa" w:w="30"/>
+              <w:right w:type="dxa" w:w="70"/>
+            </w:tcMar>
+          </w:tcPr>
+          <w:p>
+            <w:pPr>
+              <w:jc w:val="right"/>
+            </w:pPr>
+            <w:r>
+              <w:rPr>
+                <w:b w:val="false"/>
+                <w:bCs w:val="false"/>
+                <w:sz w:val="15"/>
+                <w:szCs w:val="15"/>
+                <w:rFonts w:ascii="Calibri" w:cs="Calibri" w:eastAsia="Calibri" w:hAnsi="Calibri"/>
+              </w:rPr>
+              <w:t xml:space="preserve">1,5</w:t>
+            </w:r>
+          </w:p>
+        </w:tc>
+        <w:tc>
+          <w:tcPr>
+            <w:tcW w:type="dxa" w:w="1561"/>
+            <w:tcMar>
+              <w:top w:type="dxa" w:w="30"/>
+              <w:left w:type="dxa" w:w="70"/>
+              <w:bottom w:type="dxa" w:w="30"/>
+              <w:right w:type="dxa" w:w="70"/>
+            </w:tcMar>
+          </w:tcPr>
+          <w:p>
+            <w:pPr>
+              <w:jc w:val="right"/>
+            </w:pPr>
+            <w:r>
+              <w:rPr>
+                <w:b w:val="false"/>
+                <w:bCs w:val="false"/>
+                <w:sz w:val="15"/>
+                <w:szCs w:val="15"/>
+                <w:rFonts w:ascii="Calibri" w:cs="Calibri" w:eastAsia="Calibri" w:hAnsi="Calibri"/>
+              </w:rPr>
+              <w:t xml:space="preserve">5,4</w:t>
+            </w:r>
+          </w:p>
+        </w:tc>
+        <w:tc>
+          <w:tcPr>
+            <w:tcW w:type="dxa" w:w="1561"/>
+            <w:tcMar>
+              <w:top w:type="dxa" w:w="30"/>
+              <w:left w:type="dxa" w:w="70"/>
+              <w:bottom w:type="dxa" w:w="30"/>
+              <w:right w:type="dxa" w:w="70"/>
+            </w:tcMar>
+          </w:tcPr>
+          <w:p>
+            <w:pPr>
+              <w:jc w:val="right"/>
+            </w:pPr>
+            <w:r>
+              <w:rPr>
+                <w:b w:val="false"/>
+                <w:bCs w:val="false"/>
+                <w:sz w:val="15"/>
+                <w:szCs w:val="15"/>
+                <w:rFonts w:ascii="Calibri" w:cs="Calibri" w:eastAsia="Calibri" w:hAnsi="Calibri"/>
+              </w:rPr>
+              <w:t xml:space="preserve">22,9</w:t>
+            </w:r>
+          </w:p>
+        </w:tc>
+      </w:tr>
+      <w:tr>
+        <w:trPr>
+          <w:cantSplit/>
+        </w:trPr>
+        <w:tc>
+          <w:tcPr>
+            <w:tcW w:type="dxa" w:w="1561"/>
+            <w:tcMar>
+              <w:top w:type="dxa" w:w="30"/>
+              <w:left w:type="dxa" w:w="70"/>
+              <w:bottom w:type="dxa" w:w="30"/>
+              <w:right w:type="dxa" w:w="70"/>
+            </w:tcMar>
+          </w:tcPr>
+          <w:p>
+            <w:pPr>
+              <w:jc w:val="left"/>
+            </w:pPr>
+            <w:r>
+              <w:rPr>
+                <w:b w:val="false"/>
+                <w:bCs w:val="false"/>
+                <w:sz w:val="15"/>
+                <w:szCs w:val="15"/>
+                <w:rFonts w:ascii="Calibri" w:cs="Calibri" w:eastAsia="Calibri" w:hAnsi="Calibri"/>
+              </w:rPr>
+              <w:t xml:space="preserve">13</w:t>
+            </w:r>
+          </w:p>
+        </w:tc>
+        <w:tc>
+          <w:tcPr>
+            <w:tcW w:type="dxa" w:w="3512"/>
+            <w:tcMar>
+              <w:top w:type="dxa" w:w="30"/>
+              <w:left w:type="dxa" w:w="70"/>
+              <w:bottom w:type="dxa" w:w="30"/>
+              <w:right w:type="dxa" w:w="70"/>
+            </w:tcMar>
+          </w:tcPr>
+          <w:p>
+            <w:pPr>
+              <w:jc w:val="left"/>
+            </w:pPr>
+            <w:r>
+              <w:rPr>
+                <w:b w:val="false"/>
+                <w:bCs w:val="false"/>
+                <w:sz w:val="15"/>
+                <w:szCs w:val="15"/>
+                <w:rFonts w:ascii="Calibri" w:cs="Calibri" w:eastAsia="Calibri" w:hAnsi="Calibri"/>
+              </w:rPr>
+              <w:t xml:space="preserve">Neutro</w:t>
+            </w:r>
+          </w:p>
+        </w:tc>
+        <w:tc>
+          <w:tcPr>
+            <w:tcW w:type="dxa" w:w="1561"/>
+            <w:tcMar>
+              <w:top w:type="dxa" w:w="30"/>
+              <w:left w:type="dxa" w:w="70"/>
+              <w:bottom w:type="dxa" w:w="30"/>
+              <w:right w:type="dxa" w:w="70"/>
+            </w:tcMar>
+          </w:tcPr>
+          <w:p>
+            <w:pPr>
+              <w:jc w:val="right"/>
+            </w:pPr>
+            <w:r>
+              <w:rPr>
+                <w:b w:val="false"/>
+                <w:bCs w:val="false"/>
+                <w:sz w:val="15"/>
+                <w:szCs w:val="15"/>
+                <w:rFonts w:ascii="Calibri" w:cs="Calibri" w:eastAsia="Calibri" w:hAnsi="Calibri"/>
+              </w:rPr>
+              <w:t xml:space="preserve">1,5</w:t>
+            </w:r>
+          </w:p>
+        </w:tc>
+        <w:tc>
+          <w:tcPr>
+            <w:tcW w:type="dxa" w:w="1561"/>
+            <w:tcMar>
+              <w:top w:type="dxa" w:w="30"/>
+              <w:left w:type="dxa" w:w="70"/>
+              <w:bottom w:type="dxa" w:w="30"/>
+              <w:right w:type="dxa" w:w="70"/>
+            </w:tcMar>
+          </w:tcPr>
+          <w:p>
+            <w:pPr>
+              <w:jc w:val="right"/>
+            </w:pPr>
+            <w:r>
+              <w:rPr>
+                <w:b w:val="false"/>
+                <w:bCs w:val="false"/>
+                <w:sz w:val="15"/>
+                <w:szCs w:val="15"/>
+                <w:rFonts w:ascii="Calibri" w:cs="Calibri" w:eastAsia="Calibri" w:hAnsi="Calibri"/>
+              </w:rPr>
+              <w:t xml:space="preserve">5,4</w:t>
+            </w:r>
+          </w:p>
+        </w:tc>
+        <w:tc>
+          <w:tcPr>
+            <w:tcW w:type="dxa" w:w="1561"/>
+            <w:tcMar>
+              <w:top w:type="dxa" w:w="30"/>
+              <w:left w:type="dxa" w:w="70"/>
+              <w:bottom w:type="dxa" w:w="30"/>
+              <w:right w:type="dxa" w:w="70"/>
+            </w:tcMar>
+          </w:tcPr>
+          <w:p>
+            <w:pPr>
+              <w:jc w:val="right"/>
+            </w:pPr>
+            <w:r>
+              <w:rPr>
+                <w:b w:val="false"/>
+                <w:bCs w:val="false"/>
+                <w:sz w:val="15"/>
+                <w:szCs w:val="15"/>
+                <w:rFonts w:ascii="Calibri" w:cs="Calibri" w:eastAsia="Calibri" w:hAnsi="Calibri"/>
+              </w:rPr>
+              <w:t xml:space="preserve">22,9</w:t>
+            </w:r>
+          </w:p>
+        </w:tc>
+      </w:tr>
+      <w:tr>
+        <w:trPr>
+          <w:cantSplit/>
+        </w:trPr>
+        <w:tc>
+          <w:tcPr>
+            <w:tcW w:type="dxa" w:w="1561"/>
+            <w:tcMar>
+              <w:top w:type="dxa" w:w="30"/>
+              <w:left w:type="dxa" w:w="70"/>
+              <w:bottom w:type="dxa" w:w="30"/>
+              <w:right w:type="dxa" w:w="70"/>
+            </w:tcMar>
+          </w:tcPr>
+          <w:p>
+            <w:pPr>
+              <w:jc w:val="left"/>
+            </w:pPr>
+            <w:r>
+              <w:rPr>
+                <w:b w:val="false"/>
+                <w:bCs w:val="false"/>
+                <w:sz w:val="15"/>
+                <w:szCs w:val="15"/>
+                <w:rFonts w:ascii="Calibri" w:cs="Calibri" w:eastAsia="Calibri" w:hAnsi="Calibri"/>
+              </w:rPr>
+              <w:t xml:space="preserve">13</w:t>
+            </w:r>
+          </w:p>
+        </w:tc>
+        <w:tc>
+          <w:tcPr>
+            <w:tcW w:type="dxa" w:w="3512"/>
+            <w:tcMar>
+              <w:top w:type="dxa" w:w="30"/>
+              <w:left w:type="dxa" w:w="70"/>
+              <w:bottom w:type="dxa" w:w="30"/>
+              <w:right w:type="dxa" w:w="70"/>
+            </w:tcMar>
+          </w:tcPr>
+          <w:p>
+            <w:pPr>
+              <w:jc w:val="left"/>
+            </w:pPr>
+            <w:r>
+              <w:rPr>
+                <w:b w:val="false"/>
+                <w:bCs w:val="false"/>
+                <w:sz w:val="15"/>
+                <w:szCs w:val="15"/>
+                <w:rFonts w:ascii="Calibri" w:cs="Calibri" w:eastAsia="Calibri" w:hAnsi="Calibri"/>
+              </w:rPr>
+              <w:t xml:space="preserve">Proteção (PE)</w:t>
+            </w:r>
+          </w:p>
+        </w:tc>
+        <w:tc>
+          <w:tcPr>
+            <w:tcW w:type="dxa" w:w="1561"/>
+            <w:tcMar>
+              <w:top w:type="dxa" w:w="30"/>
+              <w:left w:type="dxa" w:w="70"/>
+              <w:bottom w:type="dxa" w:w="30"/>
+              <w:right w:type="dxa" w:w="70"/>
+            </w:tcMar>
+          </w:tcPr>
+          <w:p>
+            <w:pPr>
+              <w:jc w:val="right"/>
+            </w:pPr>
+            <w:r>
+              <w:rPr>
+                <w:b w:val="false"/>
+                <w:bCs w:val="false"/>
+                <w:sz w:val="15"/>
+                <w:szCs w:val="15"/>
+                <w:rFonts w:ascii="Calibri" w:cs="Calibri" w:eastAsia="Calibri" w:hAnsi="Calibri"/>
+              </w:rPr>
+              <w:t xml:space="preserve">1,5</w:t>
+            </w:r>
+          </w:p>
+        </w:tc>
+        <w:tc>
+          <w:tcPr>
+            <w:tcW w:type="dxa" w:w="1561"/>
+            <w:tcMar>
+              <w:top w:type="dxa" w:w="30"/>
+              <w:left w:type="dxa" w:w="70"/>
+              <w:bottom w:type="dxa" w:w="30"/>
+              <w:right w:type="dxa" w:w="70"/>
+            </w:tcMar>
+          </w:tcPr>
+          <w:p>
+            <w:pPr>
+              <w:jc w:val="right"/>
+            </w:pPr>
+            <w:r>
+              <w:rPr>
+                <w:b w:val="false"/>
+                <w:bCs w:val="false"/>
+                <w:sz w:val="15"/>
+                <w:szCs w:val="15"/>
+                <w:rFonts w:ascii="Calibri" w:cs="Calibri" w:eastAsia="Calibri" w:hAnsi="Calibri"/>
+              </w:rPr>
+              <w:t xml:space="preserve">5,4</w:t>
+            </w:r>
+          </w:p>
+        </w:tc>
+        <w:tc>
+          <w:tcPr>
+            <w:tcW w:type="dxa" w:w="1561"/>
+            <w:tcMar>
+              <w:top w:type="dxa" w:w="30"/>
+              <w:left w:type="dxa" w:w="70"/>
+              <w:bottom w:type="dxa" w:w="30"/>
+              <w:right w:type="dxa" w:w="70"/>
+            </w:tcMar>
+          </w:tcPr>
+          <w:p>
+            <w:pPr>
+              <w:jc w:val="right"/>
+            </w:pPr>
+            <w:r>
+              <w:rPr>
+                <w:b w:val="false"/>
+                <w:bCs w:val="false"/>
+                <w:sz w:val="15"/>
+                <w:szCs w:val="15"/>
+                <w:rFonts w:ascii="Calibri" w:cs="Calibri" w:eastAsia="Calibri" w:hAnsi="Calibri"/>
+              </w:rPr>
+              <w:t xml:space="preserve">22,9</w:t>
+            </w:r>
+          </w:p>
+        </w:tc>
+      </w:tr>
+      <w:tr>
+        <w:trPr>
+          <w:cantSplit/>
+        </w:trPr>
+        <w:tc>
+          <w:tcPr>
+            <w:tcW w:type="dxa" w:w="1561"/>
+            <w:shd w:fill="F2F5F7" w:color="auto" w:val="clear"/>
+            <w:tcMar>
+              <w:top w:type="dxa" w:w="30"/>
+              <w:left w:type="dxa" w:w="70"/>
+              <w:bottom w:type="dxa" w:w="30"/>
+              <w:right w:type="dxa" w:w="70"/>
+            </w:tcMar>
+          </w:tcPr>
+          <w:p>
+            <w:pPr>
+              <w:jc w:val="left"/>
+            </w:pPr>
+            <w:r>
+              <w:rPr>
+                <w:b/>
+                <w:bCs/>
+                <w:sz w:val="15"/>
+                <w:szCs w:val="15"/>
+                <w:rFonts w:ascii="Calibri" w:cs="Calibri" w:eastAsia="Calibri" w:hAnsi="Calibri"/>
+              </w:rPr>
+              <w:t xml:space="preserve">Total</w:t>
+            </w:r>
+          </w:p>
+        </w:tc>
+        <w:tc>
+          <w:tcPr>
+            <w:tcW w:type="dxa" w:w="3512"/>
+            <w:shd w:fill="F2F5F7" w:color="auto" w:val="clear"/>
+            <w:tcMar>
+              <w:top w:type="dxa" w:w="30"/>
+              <w:left w:type="dxa" w:w="70"/>
+              <w:bottom w:type="dxa" w:w="30"/>
+              <w:right w:type="dxa" w:w="70"/>
+            </w:tcMar>
+          </w:tcPr>
+          <w:p>
+            <w:pPr>
+              <w:jc w:val="left"/>
+            </w:pPr>
+            <w:r>
+              <w:rPr>
+                <w:b/>
+                <w:bCs/>
+                <w:sz w:val="15"/>
+                <w:szCs w:val="15"/>
+                <w:rFonts w:ascii="Calibri" w:cs="Calibri" w:eastAsia="Calibri" w:hAnsi="Calibri"/>
+              </w:rPr>
+              <w:t xml:space="preserve">3 condutor(es)/cabo(s)</w:t>
+            </w:r>
+          </w:p>
+        </w:tc>
+        <w:tc>
+          <w:tcPr>
+            <w:tcW w:type="dxa" w:w="1561"/>
+            <w:shd w:fill="F2F5F7" w:color="auto" w:val="clear"/>
+            <w:tcMar>
+              <w:top w:type="dxa" w:w="30"/>
+              <w:left w:type="dxa" w:w="70"/>
+              <w:bottom w:type="dxa" w:w="30"/>
+              <w:right w:type="dxa" w:w="70"/>
+            </w:tcMar>
+          </w:tcPr>
+          <w:p>
+            <w:pPr>
+              <w:jc w:val="right"/>
+            </w:pPr>
+          </w:p>
+        </w:tc>
+        <w:tc>
+          <w:tcPr>
+            <w:tcW w:type="dxa" w:w="1561"/>
+            <w:shd w:fill="F2F5F7" w:color="auto" w:val="clear"/>
+            <w:tcMar>
+              <w:top w:type="dxa" w:w="30"/>
+              <w:left w:type="dxa" w:w="70"/>
+              <w:bottom w:type="dxa" w:w="30"/>
+              <w:right w:type="dxa" w:w="70"/>
+            </w:tcMar>
+          </w:tcPr>
+          <w:p>
+            <w:pPr>
+              <w:jc w:val="right"/>
+            </w:pPr>
+          </w:p>
+        </w:tc>
+        <w:tc>
+          <w:tcPr>
+            <w:tcW w:type="dxa" w:w="1561"/>
+            <w:shd w:fill="F2F5F7" w:color="auto" w:val="clear"/>
+            <w:tcMar>
+              <w:top w:type="dxa" w:w="30"/>
+              <w:left w:type="dxa" w:w="70"/>
+              <w:bottom w:type="dxa" w:w="30"/>
+              <w:right w:type="dxa" w:w="70"/>
+            </w:tcMar>
+          </w:tcPr>
+          <w:p>
+            <w:pPr>
+              <w:jc w:val="right"/>
+            </w:pPr>
+            <w:r>
+              <w:rPr>
+                <w:b/>
+                <w:bCs/>
+                <w:sz w:val="15"/>
+                <w:szCs w:val="15"/>
+                <w:rFonts w:ascii="Calibri" w:cs="Calibri" w:eastAsia="Calibri" w:hAnsi="Calibri"/>
+              </w:rPr>
+              <w:t xml:space="preserve">68,7</w:t>
+            </w:r>
+          </w:p>
+        </w:tc>
+      </w:tr>
+    </w:tbl>
+    <w:p>
+      <w:pPr>
+        <w:spacing w:after="80" w:before="0"/>
+      </w:pPr>
+    </w:p>
+    <w:p>
+      <w:pPr>
+        <w:keepNext/>
+        <w:shd w:fill="F2F5F7" w:color="auto" w:val="clear"/>
+        <w:spacing w:before="60" w:after="0"/>
+        <w:ind w:left="120" w:right="120"/>
+      </w:pPr>
+      <w:r>
+        <w:rPr>
+          <w:sz w:val="17"/>
+          <w:szCs w:val="17"/>
+          <w:rFonts w:ascii="Consolas" w:cs="Consolas" w:eastAsia="Consolas" w:hAnsi="Consolas"/>
+        </w:rPr>
+        <w:t xml:space="preserve">Taxa máxima de ocupação (3 condutores): 40 %</w:t>
+      </w:r>
+    </w:p>
+    <w:p>
+      <w:pPr>
+        <w:keepNext w:val="false"/>
+        <w:shd w:fill="F2F5F7" w:color="auto" w:val="clear"/>
+        <w:spacing w:before="0" w:after="120"/>
+        <w:ind w:left="120" w:right="120"/>
+      </w:pPr>
+      <w:r>
+        <w:rPr>
+          <w:sz w:val="17"/>
+          <w:szCs w:val="17"/>
+          <w:rFonts w:ascii="Consolas" w:cs="Consolas" w:eastAsia="Consolas" w:hAnsi="Consolas"/>
+        </w:rPr>
+        <w:t xml:space="preserve">Ai,mín = 68,7 / 0,40 = 171,8 mm²   →   Di,mín = √(4 × 171,8 / π) = 14,79 mm</w:t>
+      </w:r>
+    </w:p>
+    <w:p>
+      <w:pPr>
+        <w:spacing w:after="50"/>
+      </w:pPr>
+      <w:r>
+        <w:rPr>
+          <w:color w:val="1F6E43"/>
+          <w:sz w:val="19"/>
+          <w:szCs w:val="19"/>
+          <w:rFonts w:ascii="Calibri" w:cs="Calibri" w:eastAsia="Calibri" w:hAnsi="Calibri"/>
+        </w:rPr>
+        <w:t xml:space="preserve">✓ Adotado: PVC rígido roscável (ABNT NBR 15465) DN 20 (1/2") — Di = 16,1 mm; área interna 203,6 mm²; ocupação 33,7 %</w:t>
+      </w:r>
+    </w:p>
+    <w:p>
+      <w:pPr>
+        <w:spacing w:after="100" w:before="0"/>
+        <w:ind w:left="200"/>
+      </w:pPr>
+      <w:r>
+        <w:rPr>
+          <w:color w:val="56606A"/>
+          <w:sz w:val="18"/>
+          <w:szCs w:val="18"/>
+          <w:rFonts w:ascii="Calibri" w:cs="Calibri" w:eastAsia="Calibri" w:hAnsi="Calibri"/>
+        </w:rPr>
+        <w:t xml:space="preserve">Comprimento do trecho entre caixas não informado: verificar no projeto os limites de 6.2.11.1 (15 m internos / 30 m externos, menos 3 m por curva).</w:t>
+      </w:r>
+    </w:p>
+    <w:p>
+      <w:pPr>
+        <w:pStyle w:val="Heading2"/>
+        <w:keepNext/>
+        <w:pBdr>
+          <w:left w:val="single" w:color="0B5A70" w:sz="18"/>
+        </w:pBdr>
+        <w:shd w:fill="E7EDF1" w:color="auto" w:val="clear"/>
+        <w:spacing w:before="280" w:after="120"/>
+      </w:pPr>
+      <w:r>
+        <w:rPr>
+          <w:b/>
+          <w:bCs/>
+          <w:color w:val="1B1F23"/>
+          <w:sz w:val="22"/>
+          <w:szCs w:val="22"/>
+          <w:rFonts w:ascii="Calibri" w:cs="Calibri" w:eastAsia="Calibri" w:hAnsi="Calibri"/>
+        </w:rPr>
+        <w:t xml:space="preserve"> 4.7 Exclusivo — circuito AL-1</w:t>
       </w:r>
     </w:p>
     <w:tbl>
@@ -8275,7 +9198,7 @@
           <w:szCs w:val="20"/>
           <w:rFonts w:ascii="Calibri" w:cs="Calibri" w:eastAsia="Calibri" w:hAnsi="Calibri"/>
         </w:rPr>
-        <w:t xml:space="preserve">Cidade – UF, 20 de outubro de 2026</w:t>
+        <w:t xml:space="preserve">Cidade – UF, 26 de outubro de 2026</w:t>
       </w:r>
     </w:p>
     <w:p>
@@ -8445,7 +9368,7 @@
         <w:szCs w:val="15"/>
         <w:rFonts w:ascii="Calibri" w:cs="Calibri" w:eastAsia="Calibri" w:hAnsi="Calibri"/>
       </w:rPr>
-      <w:t xml:space="preserve">	R00 · 20/10/2026</w:t>
+      <w:t xml:space="preserve">	R00 · 26/10/2026</w:t>
     </w:r>
   </w:p>
 </w:hdr>

--- a/exemplo/memoria-eletrodutos-residencia-unifamiliar-exemplo-r00.docx
+++ b/exemplo/memoria-eletrodutos-residencia-unifamiliar-exemplo-r00.docx
@@ -483,7 +483,7 @@
                 <w:szCs w:val="19"/>
                 <w:rFonts w:ascii="Calibri" w:cs="Calibri" w:eastAsia="Calibri" w:hAnsi="Calibri"/>
               </w:rPr>
-              <w:t xml:space="preserve">26/10/2026 — R00</w:t>
+              <w:t xml:space="preserve">27/10/2026 — R00</w:t>
             </w:r>
           </w:p>
         </w:tc>
@@ -9198,7 +9198,7 @@
           <w:szCs w:val="20"/>
           <w:rFonts w:ascii="Calibri" w:cs="Calibri" w:eastAsia="Calibri" w:hAnsi="Calibri"/>
         </w:rPr>
-        <w:t xml:space="preserve">Cidade – UF, 26 de outubro de 2026</w:t>
+        <w:t xml:space="preserve">Cidade – UF, 27 de outubro de 2026</w:t>
       </w:r>
     </w:p>
     <w:p>
@@ -9368,7 +9368,7 @@
         <w:szCs w:val="15"/>
         <w:rFonts w:ascii="Calibri" w:cs="Calibri" w:eastAsia="Calibri" w:hAnsi="Calibri"/>
       </w:rPr>
-      <w:t xml:space="preserve">	R00 · 26/10/2026</w:t>
+      <w:t xml:space="preserve">	R00 · 27/10/2026</w:t>
     </w:r>
   </w:p>
 </w:hdr>

--- a/exemplo/memoria-eletrodutos-residencia-unifamiliar-exemplo-r00.docx
+++ b/exemplo/memoria-eletrodutos-residencia-unifamiliar-exemplo-r00.docx
@@ -483,7 +483,7 @@
                 <w:szCs w:val="19"/>
                 <w:rFonts w:ascii="Calibri" w:cs="Calibri" w:eastAsia="Calibri" w:hAnsi="Calibri"/>
               </w:rPr>
-              <w:t xml:space="preserve">27/10/2026 — R00</w:t>
+              <w:t xml:space="preserve">28/10/2026 — R00</w:t>
             </w:r>
           </w:p>
         </w:tc>
@@ -9198,7 +9198,7 @@
           <w:szCs w:val="20"/>
           <w:rFonts w:ascii="Calibri" w:cs="Calibri" w:eastAsia="Calibri" w:hAnsi="Calibri"/>
         </w:rPr>
-        <w:t xml:space="preserve">Cidade – UF, 27 de outubro de 2026</w:t>
+        <w:t xml:space="preserve">Cidade – UF, 28 de outubro de 2026</w:t>
       </w:r>
     </w:p>
     <w:p>
@@ -9368,7 +9368,7 @@
         <w:szCs w:val="15"/>
         <w:rFonts w:ascii="Calibri" w:cs="Calibri" w:eastAsia="Calibri" w:hAnsi="Calibri"/>
       </w:rPr>
-      <w:t xml:space="preserve">	R00 · 27/10/2026</w:t>
+      <w:t xml:space="preserve">	R00 · 28/10/2026</w:t>
     </w:r>
   </w:p>
 </w:hdr>
